--- a/Thursday_Working_Session/11_Validation_Engagement_Proposal.docx
+++ b/Thursday_Working_Session/11_Validation_Engagement_Proposal.docx
@@ -20,7 +20,7 @@
           <w:sz w:val="22"/>
           <w:szCs w:val="22"/>
         </w:rPr>
-        <w:t xml:space="preserve">PROPOSAL | STRATEGY VALIDATION ENGAGEMENT</w:t>
+        <w:t xml:space="preserve">PROPOSAL | 90-DAY PILOT ENGAGEMENT</w:t>
       </w:r>
     </w:p>
     <w:p>
@@ -36,7 +36,7 @@
           <w:sz w:val="52"/>
           <w:szCs w:val="52"/>
         </w:rPr>
-        <w:t xml:space="preserve">From Version 0 to a Defensible Enterprise Strategy</w:t>
+        <w:t xml:space="preserve">The PowerGen Validation Pilot</w:t>
       </w:r>
     </w:p>
     <w:p>
@@ -50,7 +50,7 @@
           <w:sz w:val="26"/>
           <w:szCs w:val="26"/>
         </w:rPr>
-        <w:t xml:space="preserve">Proposal for the Power Generation validation and mobilization engagement, September to December 2026</w:t>
+        <w:t xml:space="preserve">Proposal to execute the 90-day federated pilot and deliver the evidence for the September and Day-90 decisions</w:t>
       </w:r>
     </w:p>
     <w:p>
@@ -64,7 +64,7 @@
           <w:sz w:val="20"/>
           <w:szCs w:val="20"/>
         </w:rPr>
-        <w:t xml:space="preserve">Prepared for: Mark Hall</w:t>
+        <w:t xml:space="preserve">Prepared for: Marc Hall (sponsor)</w:t>
       </w:r>
     </w:p>
     <w:p>
@@ -78,7 +78,7 @@
           <w:sz w:val="20"/>
           <w:szCs w:val="20"/>
         </w:rPr>
-        <w:t xml:space="preserve">Prepared by: Stephan Hardt, Enterprise Strategy, acting as engagement lead</w:t>
+        <w:t xml:space="preserve">Prepared by: Stephan Hardt, Enterprise Strategy, engagement lead</w:t>
       </w:r>
     </w:p>
     <w:p>
@@ -106,7 +106,7 @@
           <w:sz w:val="20"/>
           <w:szCs w:val="20"/>
         </w:rPr>
-        <w:t xml:space="preserve">Status: Draft for discussion at the August 20 working session</w:t>
+        <w:t xml:space="preserve">Status: Draft for decision at the August 20 session; effective on Marc’s interim authorization</w:t>
       </w:r>
     </w:p>
     <w:p>
@@ -146,7 +146,7 @@
           <w:sz w:val="21"/>
           <w:szCs w:val="21"/>
         </w:rPr>
-        <w:t xml:space="preserve">Mark,</w:t>
+        <w:t xml:space="preserve">Marc,</w:t>
       </w:r>
     </w:p>
     <w:p>
@@ -164,7 +164,7 @@
           <w:sz w:val="21"/>
           <w:szCs w:val="21"/>
         </w:rPr>
-        <w:t xml:space="preserve">Thursday gives us a version-zero strategy: a spine, four plays, an operating model and a thirty-day plan. This proposal covers what comes next: the twelve to fourteen weeks that turn version zero into a strategy leadership can fund, staffed from inside the company, with external research support only where internal data cannot answer.</w:t>
+        <w:t xml:space="preserve">Thursday you are being asked to authorize a 90-day pilot, not to approve a strategy on faith. This proposal is the execution plan behind that authorization: who does what between August 21 and November 18, what evidence gets produced, what it costs in committed time, and exactly what Amber decides in September and you decide on November 18.</w:t>
       </w:r>
     </w:p>
     <w:p>
@@ -182,7 +182,7 @@
           <w:sz w:val="21"/>
           <w:szCs w:val="21"/>
         </w:rPr>
-        <w:t xml:space="preserve">The engagement is designed around one discipline. Every claim the final strategy makes will be traceable: sourced, dated, bounded and carried with a confidence range. The version-zero pack was built refusing to invent numbers, and the validation phase earns the numbers instead. That is what makes the September, October and November leadership updates defensible rather than decorative.</w:t>
+        <w:t xml:space="preserve">The pilot is built on one discipline. Every figure the strategy carries today is labeled: the approximately $1.8B OEM market model is directional, the $9.7M quote activity is unreconciled, the 17 actionable IPP items are a stage count and not a pipeline, and the 4,400-to-approximately-880 labor case is adjacent and unverified. The pilot’s job is to convert labels into evidence or retire the claims. Nothing unreconciled reaches leadership or a customer in the meantime.</w:t>
       </w:r>
     </w:p>
     <w:p>
@@ -200,7 +200,7 @@
           <w:sz w:val="21"/>
           <w:szCs w:val="21"/>
         </w:rPr>
-        <w:t xml:space="preserve">Everything below is sized to run inside the current organization. No new headcount is requested. The single external spend decision, third-party market research, is scoped in module B and brought to leadership as a costed ask at the late-September update.</w:t>
+        <w:t xml:space="preserve">No new headcount is requested. The investment is committed time from named delegates, and the single external spend, third-party research support, comes to leadership only as a scoped and costed ask after the internal reconciliation shows what internal data cannot answer.</w:t>
       </w:r>
     </w:p>
     <w:p>
@@ -235,12 +235,17 @@
           <w:sz w:val="30"/>
           <w:szCs w:val="30"/>
         </w:rPr>
-        <w:t xml:space="preserve">1. Context and objectives</w:t>
-      </w:r>
-    </w:p>
-    <w:p>
-      <w:pPr>
-        <w:spacing w:after="140" w:line="264"/>
+        <w:t xml:space="preserve">1. Objectives</w:t>
+      </w:r>
+    </w:p>
+    <w:p>
+      <w:pPr>
+        <w:pStyle w:val="ListParagraph"/>
+        <w:numPr>
+          <w:ilvl w:val="0"/>
+          <w:numId w:val="2"/>
+        </w:numPr>
+        <w:spacing w:after="80" w:line="264"/>
       </w:pPr>
       <w:r>
         <w:rPr>
@@ -253,12 +258,17 @@
           <w:sz w:val="21"/>
           <w:szCs w:val="21"/>
         </w:rPr>
-        <w:t xml:space="preserve">Southwire has been asked to take company-wide ownership of the Power Generation strategy. The working session of August 20 is expected to agree a scope, an operating model, four priority plays, route-to-market principles and a thirty-day mobilization. What it cannot produce is evidence: the current evidence base is a single internal brief, no account has progressed past the Engaged stage, and the sole outcome proof is unverified.</w:t>
-      </w:r>
-    </w:p>
-    <w:p>
-      <w:pPr>
-        <w:spacing w:after="140" w:line="264"/>
+        <w:t xml:space="preserve">Establish the signed current-state baseline: accounts, projects, stages, capabilities, routes and constraints across all nine lanes, accepted by the contributing businesses.</w:t>
+      </w:r>
+    </w:p>
+    <w:p>
+      <w:pPr>
+        <w:pStyle w:val="ListParagraph"/>
+        <w:numPr>
+          <w:ilvl w:val="0"/>
+          <w:numId w:val="2"/>
+        </w:numPr>
+        <w:spacing w:after="80" w:line="264"/>
       </w:pPr>
       <w:r>
         <w:rPr>
@@ -271,7 +281,7 @@
           <w:sz w:val="21"/>
           <w:szCs w:val="21"/>
         </w:rPr>
-        <w:t xml:space="preserve">The engagement therefore has four objectives:</w:t>
+        <w:t xml:space="preserve">Qualify 3-5 IPP lighthouse pursuits and 3-5 OEM/modular lighthouse accounts with complete pursuit charters, and test the proposition in at least three external discovery conversations.</w:t>
       </w:r>
     </w:p>
     <w:p>
@@ -294,7 +304,7 @@
           <w:sz w:val="21"/>
           <w:szCs w:val="21"/>
         </w:rPr>
-        <w:t xml:space="preserve">Establish the factual baseline of Southwire’s Power Generation position: accounts, projects, stages, capabilities, channels and constraints, accepted by all five businesses.</w:t>
+        <w:t xml:space="preserve">Reconcile the evidence base: metric dictionary, market figures, quote ledger, target counts and stage taxonomy, with Finance signoff.</w:t>
       </w:r>
     </w:p>
     <w:p>
@@ -317,7 +327,7 @@
           <w:sz w:val="21"/>
           <w:szCs w:val="21"/>
         </w:rPr>
-        <w:t xml:space="preserve">Validate the strategy’s three load-bearing assumptions: that owners engage a materials partner before the bill of material is fixed, that Operations can commit capacity visibility at project scale, and that the labor-productivity proof survives verification or is replaced.</w:t>
+        <w:t xml:space="preserve">Close or escalate all nine open governance RIDs and operate the route, credit and escalation rules on live pursuits.</w:t>
       </w:r>
     </w:p>
     <w:p>
@@ -340,30 +350,7 @@
           <w:sz w:val="21"/>
           <w:szCs w:val="21"/>
         </w:rPr>
-        <w:t xml:space="preserve">Build the market evidence: value-pool sizing on the five-dimension architecture, project visibility for the accelerate plays, and the EPC/OE and OEM landscapes.</w:t>
-      </w:r>
-    </w:p>
-    <w:p>
-      <w:pPr>
-        <w:pStyle w:val="ListParagraph"/>
-        <w:numPr>
-          <w:ilvl w:val="0"/>
-          <w:numId w:val="2"/>
-        </w:numPr>
-        <w:spacing w:after="80" w:line="264"/>
-      </w:pPr>
-      <w:r>
-        <w:rPr>
-          <w:rFonts w:ascii="Calibri" w:cs="Calibri" w:eastAsia="Calibri" w:hAnsi="Calibri"/>
-          <w:b w:val="false"/>
-          <w:bCs w:val="false"/>
-          <w:i w:val="false"/>
-          <w:iCs w:val="false"/>
-          <w:color w:val="222222"/>
-          <w:sz w:val="21"/>
-          <w:szCs w:val="21"/>
-        </w:rPr>
-        <w:t xml:space="preserve">Operationalize the federated platform: pipeline definitions in use, pursuit protocol running on live opportunities, and a leadership cadence that takes decisions rather than briefings.</w:t>
+        <w:t xml:space="preserve">Deliver Strategy v0.1 and the leadership package for Amber’s September ratify/modify/stop decision, then the Day-90 evidence for the November 18 scale, pivot, continue or stop review.</w:t>
       </w:r>
     </w:p>
     <w:p>
@@ -385,24 +372,6 @@
     </w:p>
     <w:p>
       <w:pPr>
-        <w:spacing w:after="140" w:line="264"/>
-      </w:pPr>
-      <w:r>
-        <w:rPr>
-          <w:rFonts w:ascii="Calibri" w:cs="Calibri" w:eastAsia="Calibri" w:hAnsi="Calibri"/>
-          <w:b w:val="false"/>
-          <w:bCs w:val="false"/>
-          <w:i w:val="false"/>
-          <w:iCs w:val="false"/>
-          <w:color w:val="222222"/>
-          <w:sz w:val="21"/>
-          <w:szCs w:val="21"/>
-        </w:rPr>
-        <w:t xml:space="preserve">Five modules. Each names its deliverable, its owner and its dependency. Module A is the critical path for everything else.</w:t>
-      </w:r>
-    </w:p>
-    <w:p>
-      <w:pPr>
         <w:spacing w:after="100" w:before="200"/>
       </w:pPr>
       <w:r>
@@ -425,7 +394,7 @@
           <w:sz w:val="20"/>
           <w:szCs w:val="20"/>
         </w:rPr>
-        <w:t xml:space="preserve">Modules and deliverables</w:t>
+        <w:t xml:space="preserve">Workstreams, owners and acceptance tests</w:t>
       </w:r>
     </w:p>
     <w:tbl>
@@ -441,9 +410,9 @@
         </w:tblBorders>
       </w:tblPr>
       <w:tblGrid>
-        <w:gridCol w:w="1872"/>
-        <w:gridCol w:w="2995"/>
-        <w:gridCol w:w="2621"/>
+        <w:gridCol w:w="2059"/>
+        <w:gridCol w:w="1310"/>
+        <w:gridCol w:w="4118"/>
         <w:gridCol w:w="1872"/>
       </w:tblGrid>
       <w:tr>
@@ -452,7 +421,7 @@
         </w:trPr>
         <w:tc>
           <w:tcPr>
-            <w:tcW w:type="dxa" w:w="1872"/>
+            <w:tcW w:type="dxa" w:w="2059"/>
             <w:shd w:fill="1F3B57" w:val="clear"/>
             <w:tcMar>
               <w:top w:type="dxa" w:w="60"/>
@@ -475,13 +444,13 @@
                 <w:sz w:val="18"/>
                 <w:szCs w:val="18"/>
               </w:rPr>
-              <w:t xml:space="preserve">Module</w:t>
-            </w:r>
-          </w:p>
-        </w:tc>
-        <w:tc>
-          <w:tcPr>
-            <w:tcW w:type="dxa" w:w="2995"/>
+              <w:t xml:space="preserve">Workstream</w:t>
+            </w:r>
+          </w:p>
+        </w:tc>
+        <w:tc>
+          <w:tcPr>
+            <w:tcW w:type="dxa" w:w="1310"/>
             <w:shd w:fill="1F3B57" w:val="clear"/>
             <w:tcMar>
               <w:top w:type="dxa" w:w="60"/>
@@ -504,13 +473,13 @@
                 <w:sz w:val="18"/>
                 <w:szCs w:val="18"/>
               </w:rPr>
-              <w:t xml:space="preserve">Scope</w:t>
-            </w:r>
-          </w:p>
-        </w:tc>
-        <w:tc>
-          <w:tcPr>
-            <w:tcW w:type="dxa" w:w="2621"/>
+              <w:t xml:space="preserve">Window</w:t>
+            </w:r>
+          </w:p>
+        </w:tc>
+        <w:tc>
+          <w:tcPr>
+            <w:tcW w:type="dxa" w:w="4118"/>
             <w:shd w:fill="1F3B57" w:val="clear"/>
             <w:tcMar>
               <w:top w:type="dxa" w:w="60"/>
@@ -533,7 +502,7 @@
                 <w:sz w:val="18"/>
                 <w:szCs w:val="18"/>
               </w:rPr>
-              <w:t xml:space="preserve">Deliverables</w:t>
+              <w:t xml:space="preserve">Deliverable and acceptance test</w:t>
             </w:r>
           </w:p>
         </w:tc>
@@ -570,6 +539,87 @@
       <w:tr>
         <w:tc>
           <w:tcPr>
+            <w:tcW w:type="dxa" w:w="2059"/>
+            <w:tcMar>
+              <w:top w:type="dxa" w:w="50"/>
+              <w:left w:type="dxa" w:w="90"/>
+              <w:bottom w:type="dxa" w:w="50"/>
+              <w:right w:type="dxa" w:w="90"/>
+            </w:tcMar>
+          </w:tcPr>
+          <w:p>
+            <w:pPr>
+              <w:spacing w:after="40" w:line="240"/>
+            </w:pPr>
+            <w:r>
+              <w:rPr>
+                <w:rFonts w:ascii="Calibri" w:cs="Calibri" w:eastAsia="Calibri" w:hAnsi="Calibri"/>
+                <w:b w:val="false"/>
+                <w:bCs w:val="false"/>
+                <w:color w:val="222222"/>
+                <w:sz w:val="18"/>
+                <w:szCs w:val="18"/>
+              </w:rPr>
+              <w:t xml:space="preserve">Pilot launch and charter</w:t>
+            </w:r>
+          </w:p>
+        </w:tc>
+        <w:tc>
+          <w:tcPr>
+            <w:tcW w:type="dxa" w:w="1310"/>
+            <w:tcMar>
+              <w:top w:type="dxa" w:w="50"/>
+              <w:left w:type="dxa" w:w="90"/>
+              <w:bottom w:type="dxa" w:w="50"/>
+              <w:right w:type="dxa" w:w="90"/>
+            </w:tcMar>
+          </w:tcPr>
+          <w:p>
+            <w:pPr>
+              <w:spacing w:after="40" w:line="240"/>
+            </w:pPr>
+            <w:r>
+              <w:rPr>
+                <w:rFonts w:ascii="Calibri" w:cs="Calibri" w:eastAsia="Calibri" w:hAnsi="Calibri"/>
+                <w:b w:val="false"/>
+                <w:bCs w:val="false"/>
+                <w:color w:val="222222"/>
+                <w:sz w:val="18"/>
+                <w:szCs w:val="18"/>
+              </w:rPr>
+              <w:t xml:space="preserve">Aug 20-21</w:t>
+            </w:r>
+          </w:p>
+        </w:tc>
+        <w:tc>
+          <w:tcPr>
+            <w:tcW w:type="dxa" w:w="4118"/>
+            <w:tcMar>
+              <w:top w:type="dxa" w:w="50"/>
+              <w:left w:type="dxa" w:w="90"/>
+              <w:bottom w:type="dxa" w:w="50"/>
+              <w:right w:type="dxa" w:w="90"/>
+            </w:tcMar>
+          </w:tcPr>
+          <w:p>
+            <w:pPr>
+              <w:spacing w:after="40" w:line="240"/>
+            </w:pPr>
+            <w:r>
+              <w:rPr>
+                <w:rFonts w:ascii="Calibri" w:cs="Calibri" w:eastAsia="Calibri" w:hAnsi="Calibri"/>
+                <w:b w:val="false"/>
+                <w:bCs w:val="false"/>
+                <w:color w:val="222222"/>
+                <w:sz w:val="18"/>
+                <w:szCs w:val="18"/>
+              </w:rPr>
+              <w:t xml:space="preserve">Decision register published; one-page charter, participant roster and evidence guardrail note issued; acceptance: every D-item Decided, Modified or Deferred with owner and date</w:t>
+            </w:r>
+          </w:p>
+        </w:tc>
+        <w:tc>
+          <w:tcPr>
             <w:tcW w:type="dxa" w:w="1872"/>
             <w:tcMar>
               <w:top w:type="dxa" w:w="50"/>
@@ -591,88 +641,7 @@
                 <w:sz w:val="18"/>
                 <w:szCs w:val="18"/>
               </w:rPr>
-              <w:t xml:space="preserve">A. Current-state baseline and pipeline definitions</w:t>
-            </w:r>
-          </w:p>
-        </w:tc>
-        <w:tc>
-          <w:tcPr>
-            <w:tcW w:type="dxa" w:w="2995"/>
-            <w:tcMar>
-              <w:top w:type="dxa" w:w="50"/>
-              <w:left w:type="dxa" w:w="90"/>
-              <w:bottom w:type="dxa" w:w="50"/>
-              <w:right w:type="dxa" w:w="90"/>
-            </w:tcMar>
-          </w:tcPr>
-          <w:p>
-            <w:pPr>
-              <w:spacing w:after="40" w:line="240"/>
-            </w:pPr>
-            <w:r>
-              <w:rPr>
-                <w:rFonts w:ascii="Calibri" w:cs="Calibri" w:eastAsia="Calibri" w:hAnsi="Calibri"/>
-                <w:b w:val="false"/>
-                <w:bCs w:val="false"/>
-                <w:color w:val="222222"/>
-                <w:sz w:val="18"/>
-                <w:szCs w:val="18"/>
-              </w:rPr>
-              <w:t xml:space="preserve">Structured data request to Utility, Renewables, Industrial/EPC, Data Center and OEM; consolidation; adoption of the stage ladder and pipeline definitions</w:t>
-            </w:r>
-          </w:p>
-        </w:tc>
-        <w:tc>
-          <w:tcPr>
-            <w:tcW w:type="dxa" w:w="2621"/>
-            <w:tcMar>
-              <w:top w:type="dxa" w:w="50"/>
-              <w:left w:type="dxa" w:w="90"/>
-              <w:bottom w:type="dxa" w:w="50"/>
-              <w:right w:type="dxa" w:w="90"/>
-            </w:tcMar>
-          </w:tcPr>
-          <w:p>
-            <w:pPr>
-              <w:spacing w:after="40" w:line="240"/>
-            </w:pPr>
-            <w:r>
-              <w:rPr>
-                <w:rFonts w:ascii="Calibri" w:cs="Calibri" w:eastAsia="Calibri" w:hAnsi="Calibri"/>
-                <w:b w:val="false"/>
-                <w:bCs w:val="false"/>
-                <w:color w:val="222222"/>
-                <w:sz w:val="18"/>
-                <w:szCs w:val="18"/>
-              </w:rPr>
-              <w:t xml:space="preserve">Accepted enterprise activity map; published pipeline definitions; first consolidated pipeline view</w:t>
-            </w:r>
-          </w:p>
-        </w:tc>
-        <w:tc>
-          <w:tcPr>
-            <w:tcW w:type="dxa" w:w="1872"/>
-            <w:tcMar>
-              <w:top w:type="dxa" w:w="50"/>
-              <w:left w:type="dxa" w:w="90"/>
-              <w:bottom w:type="dxa" w:w="50"/>
-              <w:right w:type="dxa" w:w="90"/>
-            </w:tcMar>
-          </w:tcPr>
-          <w:p>
-            <w:pPr>
-              <w:spacing w:after="40" w:line="240"/>
-            </w:pPr>
-            <w:r>
-              <w:rPr>
-                <w:rFonts w:ascii="Calibri" w:cs="Calibri" w:eastAsia="Calibri" w:hAnsi="Calibri"/>
-                <w:b w:val="false"/>
-                <w:bCs w:val="false"/>
-                <w:color w:val="222222"/>
-                <w:sz w:val="18"/>
-                <w:szCs w:val="18"/>
-              </w:rPr>
-              <w:t xml:space="preserve">Stephan with functional leads</w:t>
+              <w:t xml:space="preserve">Stephan; Marc approves</w:t>
             </w:r>
           </w:p>
         </w:tc>
@@ -680,6 +649,90 @@
       <w:tr>
         <w:tc>
           <w:tcPr>
+            <w:tcW w:type="dxa" w:w="2059"/>
+            <w:shd w:fill="EDF1F5" w:val="clear"/>
+            <w:tcMar>
+              <w:top w:type="dxa" w:w="50"/>
+              <w:left w:type="dxa" w:w="90"/>
+              <w:bottom w:type="dxa" w:w="50"/>
+              <w:right w:type="dxa" w:w="90"/>
+            </w:tcMar>
+          </w:tcPr>
+          <w:p>
+            <w:pPr>
+              <w:spacing w:after="40" w:line="240"/>
+            </w:pPr>
+            <w:r>
+              <w:rPr>
+                <w:rFonts w:ascii="Calibri" w:cs="Calibri" w:eastAsia="Calibri" w:hAnsi="Calibri"/>
+                <w:b w:val="false"/>
+                <w:bCs w:val="false"/>
+                <w:color w:val="222222"/>
+                <w:sz w:val="18"/>
+                <w:szCs w:val="18"/>
+              </w:rPr>
+              <w:t xml:space="preserve">Current-state baseline and pipeline truth</w:t>
+            </w:r>
+          </w:p>
+        </w:tc>
+        <w:tc>
+          <w:tcPr>
+            <w:tcW w:type="dxa" w:w="1310"/>
+            <w:shd w:fill="EDF1F5" w:val="clear"/>
+            <w:tcMar>
+              <w:top w:type="dxa" w:w="50"/>
+              <w:left w:type="dxa" w:w="90"/>
+              <w:bottom w:type="dxa" w:w="50"/>
+              <w:right w:type="dxa" w:w="90"/>
+            </w:tcMar>
+          </w:tcPr>
+          <w:p>
+            <w:pPr>
+              <w:spacing w:after="40" w:line="240"/>
+            </w:pPr>
+            <w:r>
+              <w:rPr>
+                <w:rFonts w:ascii="Calibri" w:cs="Calibri" w:eastAsia="Calibri" w:hAnsi="Calibri"/>
+                <w:b w:val="false"/>
+                <w:bCs w:val="false"/>
+                <w:color w:val="222222"/>
+                <w:sz w:val="18"/>
+                <w:szCs w:val="18"/>
+              </w:rPr>
+              <w:t xml:space="preserve">Aug 21-28</w:t>
+            </w:r>
+          </w:p>
+        </w:tc>
+        <w:tc>
+          <w:tcPr>
+            <w:tcW w:type="dxa" w:w="4118"/>
+            <w:shd w:fill="EDF1F5" w:val="clear"/>
+            <w:tcMar>
+              <w:top w:type="dxa" w:w="50"/>
+              <w:left w:type="dxa" w:w="90"/>
+              <w:bottom w:type="dxa" w:w="50"/>
+              <w:right w:type="dxa" w:w="90"/>
+            </w:tcMar>
+          </w:tcPr>
+          <w:p>
+            <w:pPr>
+              <w:spacing w:after="40" w:line="240"/>
+            </w:pPr>
+            <w:r>
+              <w:rPr>
+                <w:rFonts w:ascii="Calibri" w:cs="Calibri" w:eastAsia="Calibri" w:hAnsi="Calibri"/>
+                <w:b w:val="false"/>
+                <w:bCs w:val="false"/>
+                <w:color w:val="222222"/>
+                <w:sz w:val="18"/>
+                <w:szCs w:val="18"/>
+              </w:rPr>
+              <w:t xml:space="preserve">Enterprise map signed by functional leaders; clean lighthouse shortlists; acceptance: every lane has owner, activity, source, route, proof and explicit gap</w:t>
+            </w:r>
+          </w:p>
+        </w:tc>
+        <w:tc>
+          <w:tcPr>
             <w:tcW w:type="dxa" w:w="1872"/>
             <w:shd w:fill="EDF1F5" w:val="clear"/>
             <w:tcMar>
@@ -702,13 +755,125 @@
                 <w:sz w:val="18"/>
                 <w:szCs w:val="18"/>
               </w:rPr>
-              <w:t xml:space="preserve">B. Market evidence and sizing</w:t>
-            </w:r>
-          </w:p>
-        </w:tc>
-        <w:tc>
-          <w:tcPr>
-            <w:tcW w:type="dxa" w:w="2995"/>
+              <w:t xml:space="preserve">Stephan with functional leads</w:t>
+            </w:r>
+          </w:p>
+        </w:tc>
+      </w:tr>
+      <w:tr>
+        <w:tc>
+          <w:tcPr>
+            <w:tcW w:type="dxa" w:w="2059"/>
+            <w:tcMar>
+              <w:top w:type="dxa" w:w="50"/>
+              <w:left w:type="dxa" w:w="90"/>
+              <w:bottom w:type="dxa" w:w="50"/>
+              <w:right w:type="dxa" w:w="90"/>
+            </w:tcMar>
+          </w:tcPr>
+          <w:p>
+            <w:pPr>
+              <w:spacing w:after="40" w:line="240"/>
+            </w:pPr>
+            <w:r>
+              <w:rPr>
+                <w:rFonts w:ascii="Calibri" w:cs="Calibri" w:eastAsia="Calibri" w:hAnsi="Calibri"/>
+                <w:b w:val="false"/>
+                <w:bCs w:val="false"/>
+                <w:color w:val="222222"/>
+                <w:sz w:val="18"/>
+                <w:szCs w:val="18"/>
+              </w:rPr>
+              <w:t xml:space="preserve">Evidence and sizing reconciliation</w:t>
+            </w:r>
+          </w:p>
+        </w:tc>
+        <w:tc>
+          <w:tcPr>
+            <w:tcW w:type="dxa" w:w="1310"/>
+            <w:tcMar>
+              <w:top w:type="dxa" w:w="50"/>
+              <w:left w:type="dxa" w:w="90"/>
+              <w:bottom w:type="dxa" w:w="50"/>
+              <w:right w:type="dxa" w:w="90"/>
+            </w:tcMar>
+          </w:tcPr>
+          <w:p>
+            <w:pPr>
+              <w:spacing w:after="40" w:line="240"/>
+            </w:pPr>
+            <w:r>
+              <w:rPr>
+                <w:rFonts w:ascii="Calibri" w:cs="Calibri" w:eastAsia="Calibri" w:hAnsi="Calibri"/>
+                <w:b w:val="false"/>
+                <w:bCs w:val="false"/>
+                <w:color w:val="222222"/>
+                <w:sz w:val="18"/>
+                <w:szCs w:val="18"/>
+              </w:rPr>
+              <w:t xml:space="preserve">Aug 24 - Sept 4</w:t>
+            </w:r>
+          </w:p>
+        </w:tc>
+        <w:tc>
+          <w:tcPr>
+            <w:tcW w:type="dxa" w:w="4118"/>
+            <w:tcMar>
+              <w:top w:type="dxa" w:w="50"/>
+              <w:left w:type="dxa" w:w="90"/>
+              <w:bottom w:type="dxa" w:w="50"/>
+              <w:right w:type="dxa" w:w="90"/>
+            </w:tcMar>
+          </w:tcPr>
+          <w:p>
+            <w:pPr>
+              <w:spacing w:after="40" w:line="240"/>
+            </w:pPr>
+            <w:r>
+              <w:rPr>
+                <w:rFonts w:ascii="Calibri" w:cs="Calibri" w:eastAsia="Calibri" w:hAnsi="Calibri"/>
+                <w:b w:val="false"/>
+                <w:bCs w:val="false"/>
+                <w:color w:val="222222"/>
+                <w:sz w:val="18"/>
+                <w:szCs w:val="18"/>
+              </w:rPr>
+              <w:t xml:space="preserve">Metric dictionary, quote ledger, target counts; acceptance: $1.8B, $53M, $9.7M and 30-versus-31 reconciled or labeled directional</w:t>
+            </w:r>
+          </w:p>
+        </w:tc>
+        <w:tc>
+          <w:tcPr>
+            <w:tcW w:type="dxa" w:w="1872"/>
+            <w:tcMar>
+              <w:top w:type="dxa" w:w="50"/>
+              <w:left w:type="dxa" w:w="90"/>
+              <w:bottom w:type="dxa" w:w="50"/>
+              <w:right w:type="dxa" w:w="90"/>
+            </w:tcMar>
+          </w:tcPr>
+          <w:p>
+            <w:pPr>
+              <w:spacing w:after="40" w:line="240"/>
+            </w:pPr>
+            <w:r>
+              <w:rPr>
+                <w:rFonts w:ascii="Calibri" w:cs="Calibri" w:eastAsia="Calibri" w:hAnsi="Calibri"/>
+                <w:b w:val="false"/>
+                <w:bCs w:val="false"/>
+                <w:color w:val="222222"/>
+                <w:sz w:val="18"/>
+                <w:szCs w:val="18"/>
+              </w:rPr>
+              <w:t xml:space="preserve">Finance/Strategy lead</w:t>
+            </w:r>
+          </w:p>
+        </w:tc>
+      </w:tr>
+      <w:tr>
+        <w:tc>
+          <w:tcPr>
+            <w:tcW w:type="dxa" w:w="2059"/>
             <w:shd w:fill="EDF1F5" w:val="clear"/>
             <w:tcMar>
               <w:top w:type="dxa" w:w="50"/>
@@ -730,13 +895,13 @@
                 <w:sz w:val="18"/>
                 <w:szCs w:val="18"/>
               </w:rPr>
-              <w:t xml:space="preserve">Value pools on the five-dimension architecture; IPP project visibility; EPC/OE landscape; OEM landscape cross-check; external research scoped, costed and, on approval, commissioned</w:t>
-            </w:r>
-          </w:p>
-        </w:tc>
-        <w:tc>
-          <w:tcPr>
-            <w:tcW w:type="dxa" w:w="2621"/>
+              <w:t xml:space="preserve">Route, credit and governance</w:t>
+            </w:r>
+          </w:p>
+        </w:tc>
+        <w:tc>
+          <w:tcPr>
+            <w:tcW w:type="dxa" w:w="1310"/>
             <w:shd w:fill="EDF1F5" w:val="clear"/>
             <w:tcMar>
               <w:top w:type="dxa" w:w="50"/>
@@ -758,7 +923,35 @@
                 <w:sz w:val="18"/>
                 <w:szCs w:val="18"/>
               </w:rPr>
-              <w:t xml:space="preserve">Sizing method document; costed research ask for leadership; value-pool estimates with confidence ranges</w:t>
+              <w:t xml:space="preserve">Aug 24 - Sept 4</w:t>
+            </w:r>
+          </w:p>
+        </w:tc>
+        <w:tc>
+          <w:tcPr>
+            <w:tcW w:type="dxa" w:w="4118"/>
+            <w:shd w:fill="EDF1F5" w:val="clear"/>
+            <w:tcMar>
+              <w:top w:type="dxa" w:w="50"/>
+              <w:left w:type="dxa" w:w="90"/>
+              <w:bottom w:type="dxa" w:w="50"/>
+              <w:right w:type="dxa" w:w="90"/>
+            </w:tcMar>
+          </w:tcPr>
+          <w:p>
+            <w:pPr>
+              <w:spacing w:after="40" w:line="240"/>
+            </w:pPr>
+            <w:r>
+              <w:rPr>
+                <w:rFonts w:ascii="Calibri" w:cs="Calibri" w:eastAsia="Calibri" w:hAnsi="Calibri"/>
+                <w:b w:val="false"/>
+                <w:bCs w:val="false"/>
+                <w:color w:val="222222"/>
+                <w:sz w:val="18"/>
+                <w:szCs w:val="18"/>
+              </w:rPr>
+              <w:t xml:space="preserve">Approved route principles and escalation SLA; RID-01 to RID-09 decided or escalated with dates</w:t>
             </w:r>
           </w:p>
         </w:tc>
@@ -786,7 +979,7 @@
                 <w:sz w:val="18"/>
                 <w:szCs w:val="18"/>
               </w:rPr>
-              <w:t xml:space="preserve">Finance/Strategy with Stephan</w:t>
+              <w:t xml:space="preserve">Stephan; Marc and affected leaders decide</w:t>
             </w:r>
           </w:p>
         </w:tc>
@@ -794,6 +987,87 @@
       <w:tr>
         <w:tc>
           <w:tcPr>
+            <w:tcW w:type="dxa" w:w="2059"/>
+            <w:tcMar>
+              <w:top w:type="dxa" w:w="50"/>
+              <w:left w:type="dxa" w:w="90"/>
+              <w:bottom w:type="dxa" w:w="50"/>
+              <w:right w:type="dxa" w:w="90"/>
+            </w:tcMar>
+          </w:tcPr>
+          <w:p>
+            <w:pPr>
+              <w:spacing w:after="40" w:line="240"/>
+            </w:pPr>
+            <w:r>
+              <w:rPr>
+                <w:rFonts w:ascii="Calibri" w:cs="Calibri" w:eastAsia="Calibri" w:hAnsi="Calibri"/>
+                <w:b w:val="false"/>
+                <w:bCs w:val="false"/>
+                <w:color w:val="222222"/>
+                <w:sz w:val="18"/>
+                <w:szCs w:val="18"/>
+              </w:rPr>
+              <w:t xml:space="preserve">Proof and messaging</w:t>
+            </w:r>
+          </w:p>
+        </w:tc>
+        <w:tc>
+          <w:tcPr>
+            <w:tcW w:type="dxa" w:w="1310"/>
+            <w:tcMar>
+              <w:top w:type="dxa" w:w="50"/>
+              <w:left w:type="dxa" w:w="90"/>
+              <w:bottom w:type="dxa" w:w="50"/>
+              <w:right w:type="dxa" w:w="90"/>
+            </w:tcMar>
+          </w:tcPr>
+          <w:p>
+            <w:pPr>
+              <w:spacing w:after="40" w:line="240"/>
+            </w:pPr>
+            <w:r>
+              <w:rPr>
+                <w:rFonts w:ascii="Calibri" w:cs="Calibri" w:eastAsia="Calibri" w:hAnsi="Calibri"/>
+                <w:b w:val="false"/>
+                <w:bCs w:val="false"/>
+                <w:color w:val="222222"/>
+                <w:sz w:val="18"/>
+                <w:szCs w:val="18"/>
+              </w:rPr>
+              <w:t xml:space="preserve">Aug 24 - Sept 4</w:t>
+            </w:r>
+          </w:p>
+        </w:tc>
+        <w:tc>
+          <w:tcPr>
+            <w:tcW w:type="dxa" w:w="4118"/>
+            <w:tcMar>
+              <w:top w:type="dxa" w:w="50"/>
+              <w:left w:type="dxa" w:w="90"/>
+              <w:bottom w:type="dxa" w:w="50"/>
+              <w:right w:type="dxa" w:w="90"/>
+            </w:tcMar>
+          </w:tcPr>
+          <w:p>
+            <w:pPr>
+              <w:spacing w:after="40" w:line="240"/>
+            </w:pPr>
+            <w:r>
+              <w:rPr>
+                <w:rFonts w:ascii="Calibri" w:cs="Calibri" w:eastAsia="Calibri" w:hAnsi="Calibri"/>
+                <w:b w:val="false"/>
+                <w:bCs w:val="false"/>
+                <w:color w:val="222222"/>
+                <w:sz w:val="18"/>
+                <w:szCs w:val="18"/>
+              </w:rPr>
+              <w:t xml:space="preserve">Time to Power proof memo: the labor case validated for baseline, scope and contribution, or removed externally</w:t>
+            </w:r>
+          </w:p>
+        </w:tc>
+        <w:tc>
+          <w:tcPr>
             <w:tcW w:type="dxa" w:w="1872"/>
             <w:tcMar>
               <w:top w:type="dxa" w:w="50"/>
@@ -815,88 +1089,7 @@
                 <w:sz w:val="18"/>
                 <w:szCs w:val="18"/>
               </w:rPr>
-              <w:t xml:space="preserve">C. Customer validation program</w:t>
-            </w:r>
-          </w:p>
-        </w:tc>
-        <w:tc>
-          <w:tcPr>
-            <w:tcW w:type="dxa" w:w="2995"/>
-            <w:tcMar>
-              <w:top w:type="dxa" w:w="50"/>
-              <w:left w:type="dxa" w:w="90"/>
-              <w:bottom w:type="dxa" w:w="50"/>
-              <w:right w:type="dxa" w:w="90"/>
-            </w:tcMar>
-          </w:tcPr>
-          <w:p>
-            <w:pPr>
-              <w:spacing w:after="40" w:line="240"/>
-            </w:pPr>
-            <w:r>
-              <w:rPr>
-                <w:rFonts w:ascii="Calibri" w:cs="Calibri" w:eastAsia="Calibri" w:hAnsi="Calibri"/>
-                <w:b w:val="false"/>
-                <w:bCs w:val="false"/>
-                <w:color w:val="222222"/>
-                <w:sz w:val="18"/>
-                <w:szCs w:val="18"/>
-              </w:rPr>
-              <w:t xml:space="preserve">NRG debrief; Southern Power discovery; CPV approach; structured discovery guide testing urgency, control points and buying behavior</w:t>
-            </w:r>
-          </w:p>
-        </w:tc>
-        <w:tc>
-          <w:tcPr>
-            <w:tcW w:type="dxa" w:w="2621"/>
-            <w:tcMar>
-              <w:top w:type="dxa" w:w="50"/>
-              <w:left w:type="dxa" w:w="90"/>
-              <w:bottom w:type="dxa" w:w="50"/>
-              <w:right w:type="dxa" w:w="90"/>
-            </w:tcMar>
-          </w:tcPr>
-          <w:p>
-            <w:pPr>
-              <w:spacing w:after="40" w:line="240"/>
-            </w:pPr>
-            <w:r>
-              <w:rPr>
-                <w:rFonts w:ascii="Calibri" w:cs="Calibri" w:eastAsia="Calibri" w:hAnsi="Calibri"/>
-                <w:b w:val="false"/>
-                <w:bCs w:val="false"/>
-                <w:color w:val="222222"/>
-                <w:sz w:val="18"/>
-                <w:szCs w:val="18"/>
-              </w:rPr>
-              <w:t xml:space="preserve">Three written discovery reads; validated or revised early-entry premise; revised role and route narrative</w:t>
-            </w:r>
-          </w:p>
-        </w:tc>
-        <w:tc>
-          <w:tcPr>
-            <w:tcW w:type="dxa" w:w="1872"/>
-            <w:tcMar>
-              <w:top w:type="dxa" w:w="50"/>
-              <w:left w:type="dxa" w:w="90"/>
-              <w:bottom w:type="dxa" w:w="50"/>
-              <w:right w:type="dxa" w:w="90"/>
-            </w:tcMar>
-          </w:tcPr>
-          <w:p>
-            <w:pPr>
-              <w:spacing w:after="40" w:line="240"/>
-            </w:pPr>
-            <w:r>
-              <w:rPr>
-                <w:rFonts w:ascii="Calibri" w:cs="Calibri" w:eastAsia="Calibri" w:hAnsi="Calibri"/>
-                <w:b w:val="false"/>
-                <w:bCs w:val="false"/>
-                <w:color w:val="222222"/>
-                <w:sz w:val="18"/>
-                <w:szCs w:val="18"/>
-              </w:rPr>
-              <w:t xml:space="preserve">Stephan; Mark on executive touchpoints</w:t>
+              <w:t xml:space="preserve">Stephan with Nedra, Alan, Marketing</w:t>
             </w:r>
           </w:p>
         </w:tc>
@@ -904,6 +1097,90 @@
       <w:tr>
         <w:tc>
           <w:tcPr>
+            <w:tcW w:type="dxa" w:w="2059"/>
+            <w:shd w:fill="EDF1F5" w:val="clear"/>
+            <w:tcMar>
+              <w:top w:type="dxa" w:w="50"/>
+              <w:left w:type="dxa" w:w="90"/>
+              <w:bottom w:type="dxa" w:w="50"/>
+              <w:right w:type="dxa" w:w="90"/>
+            </w:tcMar>
+          </w:tcPr>
+          <w:p>
+            <w:pPr>
+              <w:spacing w:after="40" w:line="240"/>
+            </w:pPr>
+            <w:r>
+              <w:rPr>
+                <w:rFonts w:ascii="Calibri" w:cs="Calibri" w:eastAsia="Calibri" w:hAnsi="Calibri"/>
+                <w:b w:val="false"/>
+                <w:bCs w:val="false"/>
+                <w:color w:val="222222"/>
+                <w:sz w:val="18"/>
+                <w:szCs w:val="18"/>
+              </w:rPr>
+              <w:t xml:space="preserve">Playbooks and customer testing</w:t>
+            </w:r>
+          </w:p>
+        </w:tc>
+        <w:tc>
+          <w:tcPr>
+            <w:tcW w:type="dxa" w:w="1310"/>
+            <w:shd w:fill="EDF1F5" w:val="clear"/>
+            <w:tcMar>
+              <w:top w:type="dxa" w:w="50"/>
+              <w:left w:type="dxa" w:w="90"/>
+              <w:bottom w:type="dxa" w:w="50"/>
+              <w:right w:type="dxa" w:w="90"/>
+            </w:tcMar>
+          </w:tcPr>
+          <w:p>
+            <w:pPr>
+              <w:spacing w:after="40" w:line="240"/>
+            </w:pPr>
+            <w:r>
+              <w:rPr>
+                <w:rFonts w:ascii="Calibri" w:cs="Calibri" w:eastAsia="Calibri" w:hAnsi="Calibri"/>
+                <w:b w:val="false"/>
+                <w:bCs w:val="false"/>
+                <w:color w:val="222222"/>
+                <w:sz w:val="18"/>
+                <w:szCs w:val="18"/>
+              </w:rPr>
+              <w:t xml:space="preserve">Aug 31 - Sept 9</w:t>
+            </w:r>
+          </w:p>
+        </w:tc>
+        <w:tc>
+          <w:tcPr>
+            <w:tcW w:type="dxa" w:w="4118"/>
+            <w:shd w:fill="EDF1F5" w:val="clear"/>
+            <w:tcMar>
+              <w:top w:type="dxa" w:w="50"/>
+              <w:left w:type="dxa" w:w="90"/>
+              <w:bottom w:type="dxa" w:w="50"/>
+              <w:right w:type="dxa" w:w="90"/>
+            </w:tcMar>
+          </w:tcPr>
+          <w:p>
+            <w:pPr>
+              <w:spacing w:after="40" w:line="240"/>
+            </w:pPr>
+            <w:r>
+              <w:rPr>
+                <w:rFonts w:ascii="Calibri" w:cs="Calibri" w:eastAsia="Calibri" w:hAnsi="Calibri"/>
+                <w:b w:val="false"/>
+                <w:bCs w:val="false"/>
+                <w:color w:val="222222"/>
+                <w:sz w:val="18"/>
+                <w:szCs w:val="18"/>
+              </w:rPr>
+              <w:t xml:space="preserve">Two immediate-priority playbooks plus conditional repower playbook; at least three documented discovery conversations</w:t>
+            </w:r>
+          </w:p>
+        </w:tc>
+        <w:tc>
+          <w:tcPr>
             <w:tcW w:type="dxa" w:w="1872"/>
             <w:shd w:fill="EDF1F5" w:val="clear"/>
             <w:tcMar>
@@ -926,13 +1203,125 @@
                 <w:sz w:val="18"/>
                 <w:szCs w:val="18"/>
               </w:rPr>
-              <w:t xml:space="preserve">D. Play validation and playbooks</w:t>
-            </w:r>
-          </w:p>
-        </w:tc>
-        <w:tc>
-          <w:tcPr>
-            <w:tcW w:type="dxa" w:w="2995"/>
+              <w:t xml:space="preserve">Stephan with SMEs, Mike, Aslan</w:t>
+            </w:r>
+          </w:p>
+        </w:tc>
+      </w:tr>
+      <w:tr>
+        <w:tc>
+          <w:tcPr>
+            <w:tcW w:type="dxa" w:w="2059"/>
+            <w:tcMar>
+              <w:top w:type="dxa" w:w="50"/>
+              <w:left w:type="dxa" w:w="90"/>
+              <w:bottom w:type="dxa" w:w="50"/>
+              <w:right w:type="dxa" w:w="90"/>
+            </w:tcMar>
+          </w:tcPr>
+          <w:p>
+            <w:pPr>
+              <w:spacing w:after="40" w:line="240"/>
+            </w:pPr>
+            <w:r>
+              <w:rPr>
+                <w:rFonts w:ascii="Calibri" w:cs="Calibri" w:eastAsia="Calibri" w:hAnsi="Calibri"/>
+                <w:b w:val="false"/>
+                <w:bCs w:val="false"/>
+                <w:color w:val="222222"/>
+                <w:sz w:val="18"/>
+                <w:szCs w:val="18"/>
+              </w:rPr>
+              <w:t xml:space="preserve">Strategy integration and leadership package</w:t>
+            </w:r>
+          </w:p>
+        </w:tc>
+        <w:tc>
+          <w:tcPr>
+            <w:tcW w:type="dxa" w:w="1310"/>
+            <w:tcMar>
+              <w:top w:type="dxa" w:w="50"/>
+              <w:left w:type="dxa" w:w="90"/>
+              <w:bottom w:type="dxa" w:w="50"/>
+              <w:right w:type="dxa" w:w="90"/>
+            </w:tcMar>
+          </w:tcPr>
+          <w:p>
+            <w:pPr>
+              <w:spacing w:after="40" w:line="240"/>
+            </w:pPr>
+            <w:r>
+              <w:rPr>
+                <w:rFonts w:ascii="Calibri" w:cs="Calibri" w:eastAsia="Calibri" w:hAnsi="Calibri"/>
+                <w:b w:val="false"/>
+                <w:bCs w:val="false"/>
+                <w:color w:val="222222"/>
+                <w:sz w:val="18"/>
+                <w:szCs w:val="18"/>
+              </w:rPr>
+              <w:t xml:space="preserve">Sept 10-18</w:t>
+            </w:r>
+          </w:p>
+        </w:tc>
+        <w:tc>
+          <w:tcPr>
+            <w:tcW w:type="dxa" w:w="4118"/>
+            <w:tcMar>
+              <w:top w:type="dxa" w:w="50"/>
+              <w:left w:type="dxa" w:w="90"/>
+              <w:bottom w:type="dxa" w:w="50"/>
+              <w:right w:type="dxa" w:w="90"/>
+            </w:tcMar>
+          </w:tcPr>
+          <w:p>
+            <w:pPr>
+              <w:spacing w:after="40" w:line="240"/>
+            </w:pPr>
+            <w:r>
+              <w:rPr>
+                <w:rFonts w:ascii="Calibri" w:cs="Calibri" w:eastAsia="Calibri" w:hAnsi="Calibri"/>
+                <w:b w:val="false"/>
+                <w:bCs w:val="false"/>
+                <w:color w:val="222222"/>
+                <w:sz w:val="18"/>
+                <w:szCs w:val="18"/>
+              </w:rPr>
+              <w:t xml:space="preserve">Strategy v0.1, readiness review, executive approval request; acceptance: no unsupported number, no unresolved owner without a date, no ambiguous ask</w:t>
+            </w:r>
+          </w:p>
+        </w:tc>
+        <w:tc>
+          <w:tcPr>
+            <w:tcW w:type="dxa" w:w="1872"/>
+            <w:tcMar>
+              <w:top w:type="dxa" w:w="50"/>
+              <w:left w:type="dxa" w:w="90"/>
+              <w:bottom w:type="dxa" w:w="50"/>
+              <w:right w:type="dxa" w:w="90"/>
+            </w:tcMar>
+          </w:tcPr>
+          <w:p>
+            <w:pPr>
+              <w:spacing w:after="40" w:line="240"/>
+            </w:pPr>
+            <w:r>
+              <w:rPr>
+                <w:rFonts w:ascii="Calibri" w:cs="Calibri" w:eastAsia="Calibri" w:hAnsi="Calibri"/>
+                <w:b w:val="false"/>
+                <w:bCs w:val="false"/>
+                <w:color w:val="222222"/>
+                <w:sz w:val="18"/>
+                <w:szCs w:val="18"/>
+              </w:rPr>
+              <w:t xml:space="preserve">Stephan; Marc approves the ask</w:t>
+            </w:r>
+          </w:p>
+        </w:tc>
+      </w:tr>
+      <w:tr>
+        <w:tc>
+          <w:tcPr>
+            <w:tcW w:type="dxa" w:w="2059"/>
             <w:shd w:fill="EDF1F5" w:val="clear"/>
             <w:tcMar>
               <w:top w:type="dxa" w:w="50"/>
@@ -954,13 +1343,13 @@
                 <w:sz w:val="18"/>
                 <w:szCs w:val="18"/>
               </w:rPr>
-              <w:t xml:space="preserve">OEM gates closed and outreach released; labor proof verified or retired; Operations capacity truth; four playbooks drafted from evidence</w:t>
-            </w:r>
-          </w:p>
-        </w:tc>
-        <w:tc>
-          <w:tcPr>
-            <w:tcW w:type="dxa" w:w="2621"/>
+              <w:t xml:space="preserve">September checkpoint and Day-90 review</w:t>
+            </w:r>
+          </w:p>
+        </w:tc>
+        <w:tc>
+          <w:tcPr>
+            <w:tcW w:type="dxa" w:w="1310"/>
             <w:shd w:fill="EDF1F5" w:val="clear"/>
             <w:tcMar>
               <w:top w:type="dxa" w:w="50"/>
@@ -982,7 +1371,35 @@
                 <w:sz w:val="18"/>
                 <w:szCs w:val="18"/>
               </w:rPr>
-              <w:t xml:space="preserve">Four playbooks; verified proof inventory; capacity and readiness statement from Operations</w:t>
+              <w:t xml:space="preserve">Sept 21-30; Nov 18</w:t>
+            </w:r>
+          </w:p>
+        </w:tc>
+        <w:tc>
+          <w:tcPr>
+            <w:tcW w:type="dxa" w:w="4118"/>
+            <w:shd w:fill="EDF1F5" w:val="clear"/>
+            <w:tcMar>
+              <w:top w:type="dxa" w:w="50"/>
+              <w:left w:type="dxa" w:w="90"/>
+              <w:bottom w:type="dxa" w:w="50"/>
+              <w:right w:type="dxa" w:w="90"/>
+            </w:tcMar>
+          </w:tcPr>
+          <w:p>
+            <w:pPr>
+              <w:spacing w:after="40" w:line="240"/>
+            </w:pPr>
+            <w:r>
+              <w:rPr>
+                <w:rFonts w:ascii="Calibri" w:cs="Calibri" w:eastAsia="Calibri" w:hAnsi="Calibri"/>
+                <w:b w:val="false"/>
+                <w:bCs w:val="false"/>
+                <w:color w:val="222222"/>
+                <w:sz w:val="18"/>
+                <w:szCs w:val="18"/>
+              </w:rPr>
+              <w:t xml:space="preserve">Amber’s written ratify/modify/stop; Day-90 decision against pre-agreed criteria</w:t>
             </w:r>
           </w:p>
         </w:tc>
@@ -1010,117 +1427,7 @@
                 <w:sz w:val="18"/>
                 <w:szCs w:val="18"/>
               </w:rPr>
-              <w:t xml:space="preserve">Play leads: Pitello (OEM), Nedra (proof), Operations lead (capacity)</w:t>
-            </w:r>
-          </w:p>
-        </w:tc>
-      </w:tr>
-      <w:tr>
-        <w:tc>
-          <w:tcPr>
-            <w:tcW w:type="dxa" w:w="1872"/>
-            <w:tcMar>
-              <w:top w:type="dxa" w:w="50"/>
-              <w:left w:type="dxa" w:w="90"/>
-              <w:bottom w:type="dxa" w:w="50"/>
-              <w:right w:type="dxa" w:w="90"/>
-            </w:tcMar>
-          </w:tcPr>
-          <w:p>
-            <w:pPr>
-              <w:spacing w:after="40" w:line="240"/>
-            </w:pPr>
-            <w:r>
-              <w:rPr>
-                <w:rFonts w:ascii="Calibri" w:cs="Calibri" w:eastAsia="Calibri" w:hAnsi="Calibri"/>
-                <w:b w:val="false"/>
-                <w:bCs w:val="false"/>
-                <w:color w:val="222222"/>
-                <w:sz w:val="18"/>
-                <w:szCs w:val="18"/>
-              </w:rPr>
-              <w:t xml:space="preserve">E. Operating model and governance</w:t>
-            </w:r>
-          </w:p>
-        </w:tc>
-        <w:tc>
-          <w:tcPr>
-            <w:tcW w:type="dxa" w:w="2995"/>
-            <w:tcMar>
-              <w:top w:type="dxa" w:w="50"/>
-              <w:left w:type="dxa" w:w="90"/>
-              <w:bottom w:type="dxa" w:w="50"/>
-              <w:right w:type="dxa" w:w="90"/>
-            </w:tcMar>
-          </w:tcPr>
-          <w:p>
-            <w:pPr>
-              <w:spacing w:after="40" w:line="240"/>
-            </w:pPr>
-            <w:r>
-              <w:rPr>
-                <w:rFonts w:ascii="Calibri" w:cs="Calibri" w:eastAsia="Calibri" w:hAnsi="Calibri"/>
-                <w:b w:val="false"/>
-                <w:bCs w:val="false"/>
-                <w:color w:val="222222"/>
-                <w:sz w:val="18"/>
-                <w:szCs w:val="18"/>
-              </w:rPr>
-              <w:t xml:space="preserve">Pursuit protocol live on real opportunities; conflict escalation running; marketing governance agreed; monthly leadership series executed</w:t>
-            </w:r>
-          </w:p>
-        </w:tc>
-        <w:tc>
-          <w:tcPr>
-            <w:tcW w:type="dxa" w:w="2621"/>
-            <w:tcMar>
-              <w:top w:type="dxa" w:w="50"/>
-              <w:left w:type="dxa" w:w="90"/>
-              <w:bottom w:type="dxa" w:w="50"/>
-              <w:right w:type="dxa" w:w="90"/>
-            </w:tcMar>
-          </w:tcPr>
-          <w:p>
-            <w:pPr>
-              <w:spacing w:after="40" w:line="240"/>
-            </w:pPr>
-            <w:r>
-              <w:rPr>
-                <w:rFonts w:ascii="Calibri" w:cs="Calibri" w:eastAsia="Calibri" w:hAnsi="Calibri"/>
-                <w:b w:val="false"/>
-                <w:bCs w:val="false"/>
-                <w:color w:val="222222"/>
-                <w:sz w:val="18"/>
-                <w:szCs w:val="18"/>
-              </w:rPr>
-              <w:t xml:space="preserve">Running pursuit protocol; governance one-pager with Colorito; three leadership updates with decisions taken</w:t>
-            </w:r>
-          </w:p>
-        </w:tc>
-        <w:tc>
-          <w:tcPr>
-            <w:tcW w:type="dxa" w:w="1872"/>
-            <w:tcMar>
-              <w:top w:type="dxa" w:w="50"/>
-              <w:left w:type="dxa" w:w="90"/>
-              <w:bottom w:type="dxa" w:w="50"/>
-              <w:right w:type="dxa" w:w="90"/>
-            </w:tcMar>
-          </w:tcPr>
-          <w:p>
-            <w:pPr>
-              <w:spacing w:after="40" w:line="240"/>
-            </w:pPr>
-            <w:r>
-              <w:rPr>
-                <w:rFonts w:ascii="Calibri" w:cs="Calibri" w:eastAsia="Calibri" w:hAnsi="Calibri"/>
-                <w:b w:val="false"/>
-                <w:bCs w:val="false"/>
-                <w:color w:val="222222"/>
-                <w:sz w:val="18"/>
-                <w:szCs w:val="18"/>
-              </w:rPr>
-              <w:t xml:space="preserve">Stephan; Mark as escalation point; Amber logistics</w:t>
+              <w:t xml:space="preserve">Marc sponsors; Amber decides</w:t>
             </w:r>
           </w:p>
         </w:tc>
@@ -1140,7 +1447,7 @@
           <w:sz w:val="24"/>
           <w:szCs w:val="24"/>
         </w:rPr>
-        <w:t xml:space="preserve">Out of scope</w:t>
+        <w:t xml:space="preserve">Out of scope during the pilot</w:t>
       </w:r>
     </w:p>
     <w:p>
@@ -1158,7 +1465,7 @@
           <w:sz w:val="21"/>
           <w:szCs w:val="21"/>
         </w:rPr>
-        <w:t xml:space="preserve">Organization design, headcount, compensation and channel-agreement changes; CRM system configuration beyond definitions; marketing asset production; nuclear qualification beyond a scoping note; any customer-facing commitment outside the existing pursuit gates. Each parked item carries an owner and a return window in the open-questions register.</w:t>
+        <w:t xml:space="preserve">Permanent organization design and reporting lines, P&amp;L transfer, external TAM study before the reconciliation defines its questions, full nuclear or Data Center strategies, five-year revenue commitments, branding and slide design, and expansion beyond the selected lighthouse pursuits. Each carries an owner and return gate in the open-questions register.</w:t>
       </w:r>
     </w:p>
     <w:p>
@@ -1180,25 +1487,7 @@
           <w:sz w:val="30"/>
           <w:szCs w:val="30"/>
         </w:rPr>
-        <w:t xml:space="preserve">3. Approach and workplan</w:t>
-      </w:r>
-    </w:p>
-    <w:p>
-      <w:pPr>
-        <w:spacing w:after="140" w:line="264"/>
-      </w:pPr>
-      <w:r>
-        <w:rPr>
-          <w:rFonts w:ascii="Calibri" w:cs="Calibri" w:eastAsia="Calibri" w:hAnsi="Calibri"/>
-          <w:b w:val="false"/>
-          <w:bCs w:val="false"/>
-          <w:i w:val="false"/>
-          <w:iCs w:val="false"/>
-          <w:color w:val="222222"/>
-          <w:sz w:val="21"/>
-          <w:szCs w:val="21"/>
-        </w:rPr>
-        <w:t xml:space="preserve">Fourteen weeks in three phases, matching the calendar already agreed in the thirty-day plan and extending it through the year-end review.</w:t>
+        <w:t xml:space="preserve">3. Team and governance</w:t>
       </w:r>
     </w:p>
     <w:p>
@@ -1225,7 +1514,7 @@
           <w:sz w:val="20"/>
           <w:szCs w:val="20"/>
         </w:rPr>
-        <w:t xml:space="preserve">Phased workplan</w:t>
+        <w:t xml:space="preserve">Committed roles (named delegates confirmed by Marc, August 21)</w:t>
       </w:r>
     </w:p>
     <w:tbl>
@@ -1241,10 +1530,9 @@
         </w:tblBorders>
       </w:tblPr>
       <w:tblGrid>
-        <w:gridCol w:w="1872"/>
-        <w:gridCol w:w="1872"/>
-        <w:gridCol w:w="3557"/>
-        <w:gridCol w:w="2059"/>
+        <w:gridCol w:w="2434"/>
+        <w:gridCol w:w="3744"/>
+        <w:gridCol w:w="3182"/>
       </w:tblGrid>
       <w:tr>
         <w:trPr>
@@ -1252,7 +1540,7 @@
         </w:trPr>
         <w:tc>
           <w:tcPr>
-            <w:tcW w:type="dxa" w:w="1872"/>
+            <w:tcW w:type="dxa" w:w="2434"/>
             <w:shd w:fill="1F3B57" w:val="clear"/>
             <w:tcMar>
               <w:top w:type="dxa" w:w="60"/>
@@ -1275,13 +1563,13 @@
                 <w:sz w:val="18"/>
                 <w:szCs w:val="18"/>
               </w:rPr>
-              <w:t xml:space="preserve">Phase</w:t>
-            </w:r>
-          </w:p>
-        </w:tc>
-        <w:tc>
-          <w:tcPr>
-            <w:tcW w:type="dxa" w:w="1872"/>
+              <w:t xml:space="preserve">Role</w:t>
+            </w:r>
+          </w:p>
+        </w:tc>
+        <w:tc>
+          <w:tcPr>
+            <w:tcW w:type="dxa" w:w="3744"/>
             <w:shd w:fill="1F3B57" w:val="clear"/>
             <w:tcMar>
               <w:top w:type="dxa" w:w="60"/>
@@ -1304,13 +1592,13 @@
                 <w:sz w:val="18"/>
                 <w:szCs w:val="18"/>
               </w:rPr>
-              <w:t xml:space="preserve">Weeks</w:t>
-            </w:r>
-          </w:p>
-        </w:tc>
-        <w:tc>
-          <w:tcPr>
-            <w:tcW w:type="dxa" w:w="3557"/>
+              <w:t xml:space="preserve">Who</w:t>
+            </w:r>
+          </w:p>
+        </w:tc>
+        <w:tc>
+          <w:tcPr>
+            <w:tcW w:type="dxa" w:w="3182"/>
             <w:shd w:fill="1F3B57" w:val="clear"/>
             <w:tcMar>
               <w:top w:type="dxa" w:w="60"/>
@@ -1333,36 +1621,7 @@
                 <w:sz w:val="18"/>
                 <w:szCs w:val="18"/>
               </w:rPr>
-              <w:t xml:space="preserve">Focus</w:t>
-            </w:r>
-          </w:p>
-        </w:tc>
-        <w:tc>
-          <w:tcPr>
-            <w:tcW w:type="dxa" w:w="2059"/>
-            <w:shd w:fill="1F3B57" w:val="clear"/>
-            <w:tcMar>
-              <w:top w:type="dxa" w:w="60"/>
-              <w:left w:type="dxa" w:w="90"/>
-              <w:bottom w:type="dxa" w:w="60"/>
-              <w:right w:type="dxa" w:w="90"/>
-            </w:tcMar>
-            <w:vAlign w:val="center"/>
-          </w:tcPr>
-          <w:p>
-            <w:pPr>
-              <w:spacing w:after="40" w:line="240"/>
-            </w:pPr>
-            <w:r>
-              <w:rPr>
-                <w:rFonts w:ascii="Calibri" w:cs="Calibri" w:eastAsia="Calibri" w:hAnsi="Calibri"/>
-                <w:b/>
-                <w:bCs/>
-                <w:color w:val="FFFFFF"/>
-                <w:sz w:val="18"/>
-                <w:szCs w:val="18"/>
-              </w:rPr>
-              <w:t xml:space="preserve">Gate at the end</w:t>
+              <w:t xml:space="preserve">Minimum commitment</w:t>
             </w:r>
           </w:p>
         </w:tc>
@@ -1370,109 +1629,82 @@
       <w:tr>
         <w:tc>
           <w:tcPr>
-            <w:tcW w:type="dxa" w:w="1872"/>
-            <w:tcMar>
-              <w:top w:type="dxa" w:w="50"/>
-              <w:left w:type="dxa" w:w="90"/>
-              <w:bottom w:type="dxa" w:w="50"/>
-              <w:right w:type="dxa" w:w="90"/>
-            </w:tcMar>
-          </w:tcPr>
-          <w:p>
-            <w:pPr>
-              <w:spacing w:after="40" w:line="240"/>
-            </w:pPr>
-            <w:r>
-              <w:rPr>
-                <w:rFonts w:ascii="Calibri" w:cs="Calibri" w:eastAsia="Calibri" w:hAnsi="Calibri"/>
-                <w:b w:val="false"/>
-                <w:bCs w:val="false"/>
-                <w:color w:val="222222"/>
-                <w:sz w:val="18"/>
-                <w:szCs w:val="18"/>
-              </w:rPr>
-              <w:t xml:space="preserve">Phase 1: Baseline and gates</w:t>
-            </w:r>
-          </w:p>
-        </w:tc>
-        <w:tc>
-          <w:tcPr>
-            <w:tcW w:type="dxa" w:w="1872"/>
-            <w:tcMar>
-              <w:top w:type="dxa" w:w="50"/>
-              <w:left w:type="dxa" w:w="90"/>
-              <w:bottom w:type="dxa" w:w="50"/>
-              <w:right w:type="dxa" w:w="90"/>
-            </w:tcMar>
-          </w:tcPr>
-          <w:p>
-            <w:pPr>
-              <w:spacing w:after="40" w:line="240"/>
-            </w:pPr>
-            <w:r>
-              <w:rPr>
-                <w:rFonts w:ascii="Calibri" w:cs="Calibri" w:eastAsia="Calibri" w:hAnsi="Calibri"/>
-                <w:b w:val="false"/>
-                <w:bCs w:val="false"/>
-                <w:color w:val="222222"/>
-                <w:sz w:val="18"/>
-                <w:szCs w:val="18"/>
-              </w:rPr>
-              <w:t xml:space="preserve">Weeks 1 to 2 (Aug 21 to Sept 4)</w:t>
-            </w:r>
-          </w:p>
-        </w:tc>
-        <w:tc>
-          <w:tcPr>
-            <w:tcW w:type="dxa" w:w="3557"/>
-            <w:tcMar>
-              <w:top w:type="dxa" w:w="50"/>
-              <w:left w:type="dxa" w:w="90"/>
-              <w:bottom w:type="dxa" w:w="50"/>
-              <w:right w:type="dxa" w:w="90"/>
-            </w:tcMar>
-          </w:tcPr>
-          <w:p>
-            <w:pPr>
-              <w:spacing w:after="40" w:line="240"/>
-            </w:pPr>
-            <w:r>
-              <w:rPr>
-                <w:rFonts w:ascii="Calibri" w:cs="Calibri" w:eastAsia="Calibri" w:hAnsi="Calibri"/>
-                <w:b w:val="false"/>
-                <w:bCs w:val="false"/>
-                <w:color w:val="222222"/>
-                <w:sz w:val="18"/>
-                <w:szCs w:val="18"/>
-              </w:rPr>
-              <w:t xml:space="preserve">Module A data collection; OEM quality gates; sizing method; discovery scheduling</w:t>
-            </w:r>
-          </w:p>
-        </w:tc>
-        <w:tc>
-          <w:tcPr>
-            <w:tcW w:type="dxa" w:w="2059"/>
-            <w:tcMar>
-              <w:top w:type="dxa" w:w="50"/>
-              <w:left w:type="dxa" w:w="90"/>
-              <w:bottom w:type="dxa" w:w="50"/>
-              <w:right w:type="dxa" w:w="90"/>
-            </w:tcMar>
-          </w:tcPr>
-          <w:p>
-            <w:pPr>
-              <w:spacing w:after="40" w:line="240"/>
-            </w:pPr>
-            <w:r>
-              <w:rPr>
-                <w:rFonts w:ascii="Calibri" w:cs="Calibri" w:eastAsia="Calibri" w:hAnsi="Calibri"/>
-                <w:b w:val="false"/>
-                <w:bCs w:val="false"/>
-                <w:color w:val="222222"/>
-                <w:sz w:val="18"/>
-                <w:szCs w:val="18"/>
-              </w:rPr>
-              <w:t xml:space="preserve">Baseline accepted by all five businesses; gates cleared or escalated</w:t>
+            <w:tcW w:type="dxa" w:w="2434"/>
+            <w:tcMar>
+              <w:top w:type="dxa" w:w="50"/>
+              <w:left w:type="dxa" w:w="90"/>
+              <w:bottom w:type="dxa" w:w="50"/>
+              <w:right w:type="dxa" w:w="90"/>
+            </w:tcMar>
+          </w:tcPr>
+          <w:p>
+            <w:pPr>
+              <w:spacing w:after="40" w:line="240"/>
+            </w:pPr>
+            <w:r>
+              <w:rPr>
+                <w:rFonts w:ascii="Calibri" w:cs="Calibri" w:eastAsia="Calibri" w:hAnsi="Calibri"/>
+                <w:b w:val="false"/>
+                <w:bCs w:val="false"/>
+                <w:color w:val="222222"/>
+                <w:sz w:val="18"/>
+                <w:szCs w:val="18"/>
+              </w:rPr>
+              <w:t xml:space="preserve">Sponsor</w:t>
+            </w:r>
+          </w:p>
+        </w:tc>
+        <w:tc>
+          <w:tcPr>
+            <w:tcW w:type="dxa" w:w="3744"/>
+            <w:tcMar>
+              <w:top w:type="dxa" w:w="50"/>
+              <w:left w:type="dxa" w:w="90"/>
+              <w:bottom w:type="dxa" w:w="50"/>
+              <w:right w:type="dxa" w:w="90"/>
+            </w:tcMar>
+          </w:tcPr>
+          <w:p>
+            <w:pPr>
+              <w:spacing w:after="40" w:line="240"/>
+            </w:pPr>
+            <w:r>
+              <w:rPr>
+                <w:rFonts w:ascii="Calibri" w:cs="Calibri" w:eastAsia="Calibri" w:hAnsi="Calibri"/>
+                <w:b w:val="false"/>
+                <w:bCs w:val="false"/>
+                <w:color w:val="222222"/>
+                <w:sz w:val="18"/>
+                <w:szCs w:val="18"/>
+              </w:rPr>
+              <w:t xml:space="preserve">Marc Hall</w:t>
+            </w:r>
+          </w:p>
+        </w:tc>
+        <w:tc>
+          <w:tcPr>
+            <w:tcW w:type="dxa" w:w="3182"/>
+            <w:tcMar>
+              <w:top w:type="dxa" w:w="50"/>
+              <w:left w:type="dxa" w:w="90"/>
+              <w:bottom w:type="dxa" w:w="50"/>
+              <w:right w:type="dxa" w:w="90"/>
+            </w:tcMar>
+          </w:tcPr>
+          <w:p>
+            <w:pPr>
+              <w:spacing w:after="40" w:line="240"/>
+            </w:pPr>
+            <w:r>
+              <w:rPr>
+                <w:rFonts w:ascii="Calibri" w:cs="Calibri" w:eastAsia="Calibri" w:hAnsi="Calibri"/>
+                <w:b w:val="false"/>
+                <w:bCs w:val="false"/>
+                <w:color w:val="222222"/>
+                <w:sz w:val="18"/>
+                <w:szCs w:val="18"/>
+              </w:rPr>
+              <w:t xml:space="preserve">Weekly 45-minute decision window; escalations within the proposed 48-hour target; leadership alignment</w:t>
             </w:r>
           </w:p>
         </w:tc>
@@ -1480,7 +1712,7 @@
       <w:tr>
         <w:tc>
           <w:tcPr>
-            <w:tcW w:type="dxa" w:w="1872"/>
+            <w:tcW w:type="dxa" w:w="2434"/>
             <w:shd w:fill="EDF1F5" w:val="clear"/>
             <w:tcMar>
               <w:top w:type="dxa" w:w="50"/>
@@ -1502,13 +1734,13 @@
                 <w:sz w:val="18"/>
                 <w:szCs w:val="18"/>
               </w:rPr>
-              <w:t xml:space="preserve">Phase 2: Validation</w:t>
-            </w:r>
-          </w:p>
-        </w:tc>
-        <w:tc>
-          <w:tcPr>
-            <w:tcW w:type="dxa" w:w="1872"/>
+              <w:t xml:space="preserve">Engagement lead</w:t>
+            </w:r>
+          </w:p>
+        </w:tc>
+        <w:tc>
+          <w:tcPr>
+            <w:tcW w:type="dxa" w:w="3744"/>
             <w:shd w:fill="EDF1F5" w:val="clear"/>
             <w:tcMar>
               <w:top w:type="dxa" w:w="50"/>
@@ -1530,13 +1762,13 @@
                 <w:sz w:val="18"/>
                 <w:szCs w:val="18"/>
               </w:rPr>
-              <w:t xml:space="preserve">Weeks 3 to 6 (Sept 7 to Oct 2)</w:t>
-            </w:r>
-          </w:p>
-        </w:tc>
-        <w:tc>
-          <w:tcPr>
-            <w:tcW w:type="dxa" w:w="3557"/>
+              <w:t xml:space="preserve">Stephan Hardt</w:t>
+            </w:r>
+          </w:p>
+        </w:tc>
+        <w:tc>
+          <w:tcPr>
+            <w:tcW w:type="dxa" w:w="3182"/>
             <w:shd w:fill="EDF1F5" w:val="clear"/>
             <w:tcMar>
               <w:top w:type="dxa" w:w="50"/>
@@ -1558,35 +1790,7 @@
                 <w:sz w:val="18"/>
                 <w:szCs w:val="18"/>
               </w:rPr>
-              <w:t xml:space="preserve">Discovery conversations; proof verification; capacity truth; playbook drafting; September leadership update takes the five asks</w:t>
-            </w:r>
-          </w:p>
-        </w:tc>
-        <w:tc>
-          <w:tcPr>
-            <w:tcW w:type="dxa" w:w="2059"/>
-            <w:shd w:fill="EDF1F5" w:val="clear"/>
-            <w:tcMar>
-              <w:top w:type="dxa" w:w="50"/>
-              <w:left w:type="dxa" w:w="90"/>
-              <w:bottom w:type="dxa" w:w="50"/>
-              <w:right w:type="dxa" w:w="90"/>
-            </w:tcMar>
-          </w:tcPr>
-          <w:p>
-            <w:pPr>
-              <w:spacing w:after="40" w:line="240"/>
-            </w:pPr>
-            <w:r>
-              <w:rPr>
-                <w:rFonts w:ascii="Calibri" w:cs="Calibri" w:eastAsia="Calibri" w:hAnsi="Calibri"/>
-                <w:b w:val="false"/>
-                <w:bCs w:val="false"/>
-                <w:color w:val="222222"/>
-                <w:sz w:val="18"/>
-                <w:szCs w:val="18"/>
-              </w:rPr>
-              <w:t xml:space="preserve">Leadership confirms scope, model, plays, leads and research funding</w:t>
+              <w:t xml:space="preserve">Approximately 40% of time for the first 30 days; integration, orchestration, evidence discipline</w:t>
             </w:r>
           </w:p>
         </w:tc>
@@ -1594,109 +1798,675 @@
       <w:tr>
         <w:tc>
           <w:tcPr>
-            <w:tcW w:type="dxa" w:w="1872"/>
-            <w:tcMar>
-              <w:top w:type="dxa" w:w="50"/>
-              <w:left w:type="dxa" w:w="90"/>
-              <w:bottom w:type="dxa" w:w="50"/>
-              <w:right w:type="dxa" w:w="90"/>
-            </w:tcMar>
-          </w:tcPr>
-          <w:p>
-            <w:pPr>
-              <w:spacing w:after="40" w:line="240"/>
-            </w:pPr>
-            <w:r>
-              <w:rPr>
-                <w:rFonts w:ascii="Calibri" w:cs="Calibri" w:eastAsia="Calibri" w:hAnsi="Calibri"/>
-                <w:b w:val="false"/>
-                <w:bCs w:val="false"/>
-                <w:color w:val="222222"/>
-                <w:sz w:val="18"/>
-                <w:szCs w:val="18"/>
-              </w:rPr>
-              <w:t xml:space="preserve">Phase 3: Evidence build and operating proof</w:t>
-            </w:r>
-          </w:p>
-        </w:tc>
-        <w:tc>
-          <w:tcPr>
-            <w:tcW w:type="dxa" w:w="1872"/>
-            <w:tcMar>
-              <w:top w:type="dxa" w:w="50"/>
-              <w:left w:type="dxa" w:w="90"/>
-              <w:bottom w:type="dxa" w:w="50"/>
-              <w:right w:type="dxa" w:w="90"/>
-            </w:tcMar>
-          </w:tcPr>
-          <w:p>
-            <w:pPr>
-              <w:spacing w:after="40" w:line="240"/>
-            </w:pPr>
-            <w:r>
-              <w:rPr>
-                <w:rFonts w:ascii="Calibri" w:cs="Calibri" w:eastAsia="Calibri" w:hAnsi="Calibri"/>
-                <w:b w:val="false"/>
-                <w:bCs w:val="false"/>
-                <w:color w:val="222222"/>
-                <w:sz w:val="18"/>
-                <w:szCs w:val="18"/>
-              </w:rPr>
-              <w:t xml:space="preserve">Weeks 7 to 14 (Oct 5 to Nov 27)</w:t>
-            </w:r>
-          </w:p>
-        </w:tc>
-        <w:tc>
-          <w:tcPr>
-            <w:tcW w:type="dxa" w:w="3557"/>
-            <w:tcMar>
-              <w:top w:type="dxa" w:w="50"/>
-              <w:left w:type="dxa" w:w="90"/>
-              <w:bottom w:type="dxa" w:w="50"/>
-              <w:right w:type="dxa" w:w="90"/>
-            </w:tcMar>
-          </w:tcPr>
-          <w:p>
-            <w:pPr>
-              <w:spacing w:after="40" w:line="240"/>
-            </w:pPr>
-            <w:r>
-              <w:rPr>
-                <w:rFonts w:ascii="Calibri" w:cs="Calibri" w:eastAsia="Calibri" w:hAnsi="Calibri"/>
-                <w:b w:val="false"/>
-                <w:bCs w:val="false"/>
-                <w:color w:val="222222"/>
-                <w:sz w:val="18"/>
-                <w:szCs w:val="18"/>
-              </w:rPr>
-              <w:t xml:space="preserve">External research runs; value pools land; pursuit protocol proves itself on live opportunities; October and November updates take decisions</w:t>
-            </w:r>
-          </w:p>
-        </w:tc>
-        <w:tc>
-          <w:tcPr>
-            <w:tcW w:type="dxa" w:w="2059"/>
-            <w:tcMar>
-              <w:top w:type="dxa" w:w="50"/>
-              <w:left w:type="dxa" w:w="90"/>
-              <w:bottom w:type="dxa" w:w="50"/>
-              <w:right w:type="dxa" w:w="90"/>
-            </w:tcMar>
-          </w:tcPr>
-          <w:p>
-            <w:pPr>
-              <w:spacing w:after="40" w:line="240"/>
-            </w:pPr>
-            <w:r>
-              <w:rPr>
-                <w:rFonts w:ascii="Calibri" w:cs="Calibri" w:eastAsia="Calibri" w:hAnsi="Calibri"/>
-                <w:b w:val="false"/>
-                <w:bCs w:val="false"/>
-                <w:color w:val="222222"/>
-                <w:sz w:val="18"/>
-                <w:szCs w:val="18"/>
-              </w:rPr>
-              <w:t xml:space="preserve">Two-quarter review package: evidence-based verdict on the federated model and the portfolio</w:t>
+            <w:tcW w:type="dxa" w:w="2434"/>
+            <w:tcMar>
+              <w:top w:type="dxa" w:w="50"/>
+              <w:left w:type="dxa" w:w="90"/>
+              <w:bottom w:type="dxa" w:w="50"/>
+              <w:right w:type="dxa" w:w="90"/>
+            </w:tcMar>
+          </w:tcPr>
+          <w:p>
+            <w:pPr>
+              <w:spacing w:after="40" w:line="240"/>
+            </w:pPr>
+            <w:r>
+              <w:rPr>
+                <w:rFonts w:ascii="Calibri" w:cs="Calibri" w:eastAsia="Calibri" w:hAnsi="Calibri"/>
+                <w:b w:val="false"/>
+                <w:bCs w:val="false"/>
+                <w:color w:val="222222"/>
+                <w:sz w:val="18"/>
+                <w:szCs w:val="18"/>
+              </w:rPr>
+              <w:t xml:space="preserve">Business delegates</w:t>
+            </w:r>
+          </w:p>
+        </w:tc>
+        <w:tc>
+          <w:tcPr>
+            <w:tcW w:type="dxa" w:w="3744"/>
+            <w:tcMar>
+              <w:top w:type="dxa" w:w="50"/>
+              <w:left w:type="dxa" w:w="90"/>
+              <w:bottom w:type="dxa" w:w="50"/>
+              <w:right w:type="dxa" w:w="90"/>
+            </w:tcMar>
+          </w:tcPr>
+          <w:p>
+            <w:pPr>
+              <w:spacing w:after="40" w:line="240"/>
+            </w:pPr>
+            <w:r>
+              <w:rPr>
+                <w:rFonts w:ascii="Calibri" w:cs="Calibri" w:eastAsia="Calibri" w:hAnsi="Calibri"/>
+                <w:b w:val="false"/>
+                <w:bCs w:val="false"/>
+                <w:color w:val="222222"/>
+                <w:sz w:val="18"/>
+                <w:szCs w:val="18"/>
+              </w:rPr>
+              <w:t xml:space="preserve">Utility, Renewables, Data Center, Industrial/EPC sales, OEM (Mike Pitello); named individuals TBD Aug 21</w:t>
+            </w:r>
+          </w:p>
+        </w:tc>
+        <w:tc>
+          <w:tcPr>
+            <w:tcW w:type="dxa" w:w="3182"/>
+            <w:tcMar>
+              <w:top w:type="dxa" w:w="50"/>
+              <w:left w:type="dxa" w:w="90"/>
+              <w:bottom w:type="dxa" w:w="50"/>
+              <w:right w:type="dxa" w:w="90"/>
+            </w:tcMar>
+          </w:tcPr>
+          <w:p>
+            <w:pPr>
+              <w:spacing w:after="40" w:line="240"/>
+            </w:pPr>
+            <w:r>
+              <w:rPr>
+                <w:rFonts w:ascii="Calibri" w:cs="Calibri" w:eastAsia="Calibri" w:hAnsi="Calibri"/>
+                <w:b w:val="false"/>
+                <w:bCs w:val="false"/>
+                <w:color w:val="222222"/>
+                <w:sz w:val="18"/>
+                <w:szCs w:val="18"/>
+              </w:rPr>
+              <w:t xml:space="preserve">2-hour baseline workshop plus 45 minutes weekly, approximately 6-8 hours each</w:t>
+            </w:r>
+          </w:p>
+        </w:tc>
+      </w:tr>
+      <w:tr>
+        <w:tc>
+          <w:tcPr>
+            <w:tcW w:type="dxa" w:w="2434"/>
+            <w:shd w:fill="EDF1F5" w:val="clear"/>
+            <w:tcMar>
+              <w:top w:type="dxa" w:w="50"/>
+              <w:left w:type="dxa" w:w="90"/>
+              <w:bottom w:type="dxa" w:w="50"/>
+              <w:right w:type="dxa" w:w="90"/>
+            </w:tcMar>
+          </w:tcPr>
+          <w:p>
+            <w:pPr>
+              <w:spacing w:after="40" w:line="240"/>
+            </w:pPr>
+            <w:r>
+              <w:rPr>
+                <w:rFonts w:ascii="Calibri" w:cs="Calibri" w:eastAsia="Calibri" w:hAnsi="Calibri"/>
+                <w:b w:val="false"/>
+                <w:bCs w:val="false"/>
+                <w:color w:val="222222"/>
+                <w:sz w:val="18"/>
+                <w:szCs w:val="18"/>
+              </w:rPr>
+              <w:t xml:space="preserve">Product/application engineering</w:t>
+            </w:r>
+          </w:p>
+        </w:tc>
+        <w:tc>
+          <w:tcPr>
+            <w:tcW w:type="dxa" w:w="3744"/>
+            <w:shd w:fill="EDF1F5" w:val="clear"/>
+            <w:tcMar>
+              <w:top w:type="dxa" w:w="50"/>
+              <w:left w:type="dxa" w:w="90"/>
+              <w:bottom w:type="dxa" w:w="50"/>
+              <w:right w:type="dxa" w:w="90"/>
+            </w:tcMar>
+          </w:tcPr>
+          <w:p>
+            <w:pPr>
+              <w:spacing w:after="40" w:line="240"/>
+            </w:pPr>
+            <w:r>
+              <w:rPr>
+                <w:rFonts w:ascii="Calibri" w:cs="Calibri" w:eastAsia="Calibri" w:hAnsi="Calibri"/>
+                <w:b w:val="false"/>
+                <w:bCs w:val="false"/>
+                <w:color w:val="222222"/>
+                <w:sz w:val="18"/>
+                <w:szCs w:val="18"/>
+              </w:rPr>
+              <w:t xml:space="preserve">Named delegate TBD</w:t>
+            </w:r>
+          </w:p>
+        </w:tc>
+        <w:tc>
+          <w:tcPr>
+            <w:tcW w:type="dxa" w:w="3182"/>
+            <w:shd w:fill="EDF1F5" w:val="clear"/>
+            <w:tcMar>
+              <w:top w:type="dxa" w:w="50"/>
+              <w:left w:type="dxa" w:w="90"/>
+              <w:bottom w:type="dxa" w:w="50"/>
+              <w:right w:type="dxa" w:w="90"/>
+            </w:tcMar>
+          </w:tcPr>
+          <w:p>
+            <w:pPr>
+              <w:spacing w:after="40" w:line="240"/>
+            </w:pPr>
+            <w:r>
+              <w:rPr>
+                <w:rFonts w:ascii="Calibri" w:cs="Calibri" w:eastAsia="Calibri" w:hAnsi="Calibri"/>
+                <w:b w:val="false"/>
+                <w:bCs w:val="false"/>
+                <w:color w:val="222222"/>
+                <w:sz w:val="18"/>
+                <w:szCs w:val="18"/>
+              </w:rPr>
+              <w:t xml:space="preserve">Approximately 4 hours weekly: fit, qualification, technical risk, approvals</w:t>
+            </w:r>
+          </w:p>
+        </w:tc>
+      </w:tr>
+      <w:tr>
+        <w:tc>
+          <w:tcPr>
+            <w:tcW w:type="dxa" w:w="2434"/>
+            <w:tcMar>
+              <w:top w:type="dxa" w:w="50"/>
+              <w:left w:type="dxa" w:w="90"/>
+              <w:bottom w:type="dxa" w:w="50"/>
+              <w:right w:type="dxa" w:w="90"/>
+            </w:tcMar>
+          </w:tcPr>
+          <w:p>
+            <w:pPr>
+              <w:spacing w:after="40" w:line="240"/>
+            </w:pPr>
+            <w:r>
+              <w:rPr>
+                <w:rFonts w:ascii="Calibri" w:cs="Calibri" w:eastAsia="Calibri" w:hAnsi="Calibri"/>
+                <w:b w:val="false"/>
+                <w:bCs w:val="false"/>
+                <w:color w:val="222222"/>
+                <w:sz w:val="18"/>
+                <w:szCs w:val="18"/>
+              </w:rPr>
+              <w:t xml:space="preserve">Solutions/prefab, manufacturing, operations, supply chain</w:t>
+            </w:r>
+          </w:p>
+        </w:tc>
+        <w:tc>
+          <w:tcPr>
+            <w:tcW w:type="dxa" w:w="3744"/>
+            <w:tcMar>
+              <w:top w:type="dxa" w:w="50"/>
+              <w:left w:type="dxa" w:w="90"/>
+              <w:bottom w:type="dxa" w:w="50"/>
+              <w:right w:type="dxa" w:w="90"/>
+            </w:tcMar>
+          </w:tcPr>
+          <w:p>
+            <w:pPr>
+              <w:spacing w:after="40" w:line="240"/>
+            </w:pPr>
+            <w:r>
+              <w:rPr>
+                <w:rFonts w:ascii="Calibri" w:cs="Calibri" w:eastAsia="Calibri" w:hAnsi="Calibri"/>
+                <w:b w:val="false"/>
+                <w:bCs w:val="false"/>
+                <w:color w:val="222222"/>
+                <w:sz w:val="18"/>
+                <w:szCs w:val="18"/>
+              </w:rPr>
+              <w:t xml:space="preserve">Named delegates TBD</w:t>
+            </w:r>
+          </w:p>
+        </w:tc>
+        <w:tc>
+          <w:tcPr>
+            <w:tcW w:type="dxa" w:w="3182"/>
+            <w:tcMar>
+              <w:top w:type="dxa" w:w="50"/>
+              <w:left w:type="dxa" w:w="90"/>
+              <w:bottom w:type="dxa" w:w="50"/>
+              <w:right w:type="dxa" w:w="90"/>
+            </w:tcMar>
+          </w:tcPr>
+          <w:p>
+            <w:pPr>
+              <w:spacing w:after="40" w:line="240"/>
+            </w:pPr>
+            <w:r>
+              <w:rPr>
+                <w:rFonts w:ascii="Calibri" w:cs="Calibri" w:eastAsia="Calibri" w:hAnsi="Calibri"/>
+                <w:b w:val="false"/>
+                <w:bCs w:val="false"/>
+                <w:color w:val="222222"/>
+                <w:sz w:val="18"/>
+                <w:szCs w:val="18"/>
+              </w:rPr>
+              <w:t xml:space="preserve">2-hour baseline plus approximately 3 hours weekly: deliverability, capacity, warranty boundaries</w:t>
+            </w:r>
+          </w:p>
+        </w:tc>
+      </w:tr>
+      <w:tr>
+        <w:tc>
+          <w:tcPr>
+            <w:tcW w:type="dxa" w:w="2434"/>
+            <w:shd w:fill="EDF1F5" w:val="clear"/>
+            <w:tcMar>
+              <w:top w:type="dxa" w:w="50"/>
+              <w:left w:type="dxa" w:w="90"/>
+              <w:bottom w:type="dxa" w:w="50"/>
+              <w:right w:type="dxa" w:w="90"/>
+            </w:tcMar>
+          </w:tcPr>
+          <w:p>
+            <w:pPr>
+              <w:spacing w:after="40" w:line="240"/>
+            </w:pPr>
+            <w:r>
+              <w:rPr>
+                <w:rFonts w:ascii="Calibri" w:cs="Calibri" w:eastAsia="Calibri" w:hAnsi="Calibri"/>
+                <w:b w:val="false"/>
+                <w:bCs w:val="false"/>
+                <w:color w:val="222222"/>
+                <w:sz w:val="18"/>
+                <w:szCs w:val="18"/>
+              </w:rPr>
+              <w:t xml:space="preserve">Finance/Strategy</w:t>
+            </w:r>
+          </w:p>
+        </w:tc>
+        <w:tc>
+          <w:tcPr>
+            <w:tcW w:type="dxa" w:w="3744"/>
+            <w:shd w:fill="EDF1F5" w:val="clear"/>
+            <w:tcMar>
+              <w:top w:type="dxa" w:w="50"/>
+              <w:left w:type="dxa" w:w="90"/>
+              <w:bottom w:type="dxa" w:w="50"/>
+              <w:right w:type="dxa" w:w="90"/>
+            </w:tcMar>
+          </w:tcPr>
+          <w:p>
+            <w:pPr>
+              <w:spacing w:after="40" w:line="240"/>
+            </w:pPr>
+            <w:r>
+              <w:rPr>
+                <w:rFonts w:ascii="Calibri" w:cs="Calibri" w:eastAsia="Calibri" w:hAnsi="Calibri"/>
+                <w:b w:val="false"/>
+                <w:bCs w:val="false"/>
+                <w:color w:val="222222"/>
+                <w:sz w:val="18"/>
+                <w:szCs w:val="18"/>
+              </w:rPr>
+              <w:t xml:space="preserve">Named lead TBD</w:t>
+            </w:r>
+          </w:p>
+        </w:tc>
+        <w:tc>
+          <w:tcPr>
+            <w:tcW w:type="dxa" w:w="3182"/>
+            <w:shd w:fill="EDF1F5" w:val="clear"/>
+            <w:tcMar>
+              <w:top w:type="dxa" w:w="50"/>
+              <w:left w:type="dxa" w:w="90"/>
+              <w:bottom w:type="dxa" w:w="50"/>
+              <w:right w:type="dxa" w:w="90"/>
+            </w:tcMar>
+          </w:tcPr>
+          <w:p>
+            <w:pPr>
+              <w:spacing w:after="40" w:line="240"/>
+            </w:pPr>
+            <w:r>
+              <w:rPr>
+                <w:rFonts w:ascii="Calibri" w:cs="Calibri" w:eastAsia="Calibri" w:hAnsi="Calibri"/>
+                <w:b w:val="false"/>
+                <w:bCs w:val="false"/>
+                <w:color w:val="222222"/>
+                <w:sz w:val="18"/>
+                <w:szCs w:val="18"/>
+              </w:rPr>
+              <w:t xml:space="preserve">Approximately 8-12 hours in weeks 2-3: metric definitions, reconciliation signoff</w:t>
+            </w:r>
+          </w:p>
+        </w:tc>
+      </w:tr>
+      <w:tr>
+        <w:tc>
+          <w:tcPr>
+            <w:tcW w:type="dxa" w:w="2434"/>
+            <w:tcMar>
+              <w:top w:type="dxa" w:w="50"/>
+              <w:left w:type="dxa" w:w="90"/>
+              <w:bottom w:type="dxa" w:w="50"/>
+              <w:right w:type="dxa" w:w="90"/>
+            </w:tcMar>
+          </w:tcPr>
+          <w:p>
+            <w:pPr>
+              <w:spacing w:after="40" w:line="240"/>
+            </w:pPr>
+            <w:r>
+              <w:rPr>
+                <w:rFonts w:ascii="Calibri" w:cs="Calibri" w:eastAsia="Calibri" w:hAnsi="Calibri"/>
+                <w:b w:val="false"/>
+                <w:bCs w:val="false"/>
+                <w:color w:val="222222"/>
+                <w:sz w:val="18"/>
+                <w:szCs w:val="18"/>
+              </w:rPr>
+              <w:t xml:space="preserve">Sales Operations/CRM</w:t>
+            </w:r>
+          </w:p>
+        </w:tc>
+        <w:tc>
+          <w:tcPr>
+            <w:tcW w:type="dxa" w:w="3744"/>
+            <w:tcMar>
+              <w:top w:type="dxa" w:w="50"/>
+              <w:left w:type="dxa" w:w="90"/>
+              <w:bottom w:type="dxa" w:w="50"/>
+              <w:right w:type="dxa" w:w="90"/>
+            </w:tcMar>
+          </w:tcPr>
+          <w:p>
+            <w:pPr>
+              <w:spacing w:after="40" w:line="240"/>
+            </w:pPr>
+            <w:r>
+              <w:rPr>
+                <w:rFonts w:ascii="Calibri" w:cs="Calibri" w:eastAsia="Calibri" w:hAnsi="Calibri"/>
+                <w:b w:val="false"/>
+                <w:bCs w:val="false"/>
+                <w:color w:val="222222"/>
+                <w:sz w:val="18"/>
+                <w:szCs w:val="18"/>
+              </w:rPr>
+              <w:t xml:space="preserve">Named owner TBD</w:t>
+            </w:r>
+          </w:p>
+        </w:tc>
+        <w:tc>
+          <w:tcPr>
+            <w:tcW w:type="dxa" w:w="3182"/>
+            <w:tcMar>
+              <w:top w:type="dxa" w:w="50"/>
+              <w:left w:type="dxa" w:w="90"/>
+              <w:bottom w:type="dxa" w:w="50"/>
+              <w:right w:type="dxa" w:w="90"/>
+            </w:tcMar>
+          </w:tcPr>
+          <w:p>
+            <w:pPr>
+              <w:spacing w:after="40" w:line="240"/>
+            </w:pPr>
+            <w:r>
+              <w:rPr>
+                <w:rFonts w:ascii="Calibri" w:cs="Calibri" w:eastAsia="Calibri" w:hAnsi="Calibri"/>
+                <w:b w:val="false"/>
+                <w:bCs w:val="false"/>
+                <w:color w:val="222222"/>
+                <w:sz w:val="18"/>
+                <w:szCs w:val="18"/>
+              </w:rPr>
+              <w:t xml:space="preserve">Approximately 4 hours weekly: taxonomy, quote reconciliation, controlled data view</w:t>
+            </w:r>
+          </w:p>
+        </w:tc>
+      </w:tr>
+      <w:tr>
+        <w:tc>
+          <w:tcPr>
+            <w:tcW w:type="dxa" w:w="2434"/>
+            <w:shd w:fill="EDF1F5" w:val="clear"/>
+            <w:tcMar>
+              <w:top w:type="dxa" w:w="50"/>
+              <w:left w:type="dxa" w:w="90"/>
+              <w:bottom w:type="dxa" w:w="50"/>
+              <w:right w:type="dxa" w:w="90"/>
+            </w:tcMar>
+          </w:tcPr>
+          <w:p>
+            <w:pPr>
+              <w:spacing w:after="40" w:line="240"/>
+            </w:pPr>
+            <w:r>
+              <w:rPr>
+                <w:rFonts w:ascii="Calibri" w:cs="Calibri" w:eastAsia="Calibri" w:hAnsi="Calibri"/>
+                <w:b w:val="false"/>
+                <w:bCs w:val="false"/>
+                <w:color w:val="222222"/>
+                <w:sz w:val="18"/>
+                <w:szCs w:val="18"/>
+              </w:rPr>
+              <w:t xml:space="preserve">Marketing</w:t>
+            </w:r>
+          </w:p>
+        </w:tc>
+        <w:tc>
+          <w:tcPr>
+            <w:tcW w:type="dxa" w:w="3744"/>
+            <w:shd w:fill="EDF1F5" w:val="clear"/>
+            <w:tcMar>
+              <w:top w:type="dxa" w:w="50"/>
+              <w:left w:type="dxa" w:w="90"/>
+              <w:bottom w:type="dxa" w:w="50"/>
+              <w:right w:type="dxa" w:w="90"/>
+            </w:tcMar>
+          </w:tcPr>
+          <w:p>
+            <w:pPr>
+              <w:spacing w:after="40" w:line="240"/>
+            </w:pPr>
+            <w:r>
+              <w:rPr>
+                <w:rFonts w:ascii="Calibri" w:cs="Calibri" w:eastAsia="Calibri" w:hAnsi="Calibri"/>
+                <w:b w:val="false"/>
+                <w:bCs w:val="false"/>
+                <w:color w:val="222222"/>
+                <w:sz w:val="18"/>
+                <w:szCs w:val="18"/>
+              </w:rPr>
+              <w:t xml:space="preserve">With Alan Colorito</w:t>
+            </w:r>
+          </w:p>
+        </w:tc>
+        <w:tc>
+          <w:tcPr>
+            <w:tcW w:type="dxa" w:w="3182"/>
+            <w:shd w:fill="EDF1F5" w:val="clear"/>
+            <w:tcMar>
+              <w:top w:type="dxa" w:w="50"/>
+              <w:left w:type="dxa" w:w="90"/>
+              <w:bottom w:type="dxa" w:w="50"/>
+              <w:right w:type="dxa" w:w="90"/>
+            </w:tcMar>
+          </w:tcPr>
+          <w:p>
+            <w:pPr>
+              <w:spacing w:after="40" w:line="240"/>
+            </w:pPr>
+            <w:r>
+              <w:rPr>
+                <w:rFonts w:ascii="Calibri" w:cs="Calibri" w:eastAsia="Calibri" w:hAnsi="Calibri"/>
+                <w:b w:val="false"/>
+                <w:bCs w:val="false"/>
+                <w:color w:val="222222"/>
+                <w:sz w:val="18"/>
+                <w:szCs w:val="18"/>
+              </w:rPr>
+              <w:t xml:space="preserve">Approximately 2-3 hours weekly: claim control and proof approval</w:t>
+            </w:r>
+          </w:p>
+        </w:tc>
+      </w:tr>
+      <w:tr>
+        <w:tc>
+          <w:tcPr>
+            <w:tcW w:type="dxa" w:w="2434"/>
+            <w:tcMar>
+              <w:top w:type="dxa" w:w="50"/>
+              <w:left w:type="dxa" w:w="90"/>
+              <w:bottom w:type="dxa" w:w="50"/>
+              <w:right w:type="dxa" w:w="90"/>
+            </w:tcMar>
+          </w:tcPr>
+          <w:p>
+            <w:pPr>
+              <w:spacing w:after="40" w:line="240"/>
+            </w:pPr>
+            <w:r>
+              <w:rPr>
+                <w:rFonts w:ascii="Calibri" w:cs="Calibri" w:eastAsia="Calibri" w:hAnsi="Calibri"/>
+                <w:b w:val="false"/>
+                <w:bCs w:val="false"/>
+                <w:color w:val="222222"/>
+                <w:sz w:val="18"/>
+                <w:szCs w:val="18"/>
+              </w:rPr>
+              <w:t xml:space="preserve">Channel leadership and Legal</w:t>
+            </w:r>
+          </w:p>
+        </w:tc>
+        <w:tc>
+          <w:tcPr>
+            <w:tcW w:type="dxa" w:w="3744"/>
+            <w:tcMar>
+              <w:top w:type="dxa" w:w="50"/>
+              <w:left w:type="dxa" w:w="90"/>
+              <w:bottom w:type="dxa" w:w="50"/>
+              <w:right w:type="dxa" w:w="90"/>
+            </w:tcMar>
+          </w:tcPr>
+          <w:p>
+            <w:pPr>
+              <w:spacing w:after="40" w:line="240"/>
+            </w:pPr>
+            <w:r>
+              <w:rPr>
+                <w:rFonts w:ascii="Calibri" w:cs="Calibri" w:eastAsia="Calibri" w:hAnsi="Calibri"/>
+                <w:b w:val="false"/>
+                <w:bCs w:val="false"/>
+                <w:color w:val="222222"/>
+                <w:sz w:val="18"/>
+                <w:szCs w:val="18"/>
+              </w:rPr>
+              <w:t xml:space="preserve">Named delegates TBD</w:t>
+            </w:r>
+          </w:p>
+        </w:tc>
+        <w:tc>
+          <w:tcPr>
+            <w:tcW w:type="dxa" w:w="3182"/>
+            <w:tcMar>
+              <w:top w:type="dxa" w:w="50"/>
+              <w:left w:type="dxa" w:w="90"/>
+              <w:bottom w:type="dxa" w:w="50"/>
+              <w:right w:type="dxa" w:w="90"/>
+            </w:tcMar>
+          </w:tcPr>
+          <w:p>
+            <w:pPr>
+              <w:spacing w:after="40" w:line="240"/>
+            </w:pPr>
+            <w:r>
+              <w:rPr>
+                <w:rFonts w:ascii="Calibri" w:cs="Calibri" w:eastAsia="Calibri" w:hAnsi="Calibri"/>
+                <w:b w:val="false"/>
+                <w:bCs w:val="false"/>
+                <w:color w:val="222222"/>
+                <w:sz w:val="18"/>
+                <w:szCs w:val="18"/>
+              </w:rPr>
+              <w:t xml:space="preserve">Approximately 2 hours weekly plus conflict cases; Legal as needed</w:t>
+            </w:r>
+          </w:p>
+        </w:tc>
+      </w:tr>
+      <w:tr>
+        <w:tc>
+          <w:tcPr>
+            <w:tcW w:type="dxa" w:w="2434"/>
+            <w:shd w:fill="EDF1F5" w:val="clear"/>
+            <w:tcMar>
+              <w:top w:type="dxa" w:w="50"/>
+              <w:left w:type="dxa" w:w="90"/>
+              <w:bottom w:type="dxa" w:w="50"/>
+              <w:right w:type="dxa" w:w="90"/>
+            </w:tcMar>
+          </w:tcPr>
+          <w:p>
+            <w:pPr>
+              <w:spacing w:after="40" w:line="240"/>
+            </w:pPr>
+            <w:r>
+              <w:rPr>
+                <w:rFonts w:ascii="Calibri" w:cs="Calibri" w:eastAsia="Calibri" w:hAnsi="Calibri"/>
+                <w:b w:val="false"/>
+                <w:bCs w:val="false"/>
+                <w:color w:val="222222"/>
+                <w:sz w:val="18"/>
+                <w:szCs w:val="18"/>
+              </w:rPr>
+              <w:t xml:space="preserve">External support</w:t>
+            </w:r>
+          </w:p>
+        </w:tc>
+        <w:tc>
+          <w:tcPr>
+            <w:tcW w:type="dxa" w:w="3744"/>
+            <w:shd w:fill="EDF1F5" w:val="clear"/>
+            <w:tcMar>
+              <w:top w:type="dxa" w:w="50"/>
+              <w:left w:type="dxa" w:w="90"/>
+              <w:bottom w:type="dxa" w:w="50"/>
+              <w:right w:type="dxa" w:w="90"/>
+            </w:tcMar>
+          </w:tcPr>
+          <w:p>
+            <w:pPr>
+              <w:spacing w:after="40" w:line="240"/>
+            </w:pPr>
+            <w:r>
+              <w:rPr>
+                <w:rFonts w:ascii="Calibri" w:cs="Calibri" w:eastAsia="Calibri" w:hAnsi="Calibri"/>
+                <w:b w:val="false"/>
+                <w:bCs w:val="false"/>
+                <w:color w:val="222222"/>
+                <w:sz w:val="18"/>
+                <w:szCs w:val="18"/>
+              </w:rPr>
+              <w:t xml:space="preserve">Aslan advisor (OEM preparation); research provider only on approval of the scoped ask</w:t>
+            </w:r>
+          </w:p>
+        </w:tc>
+        <w:tc>
+          <w:tcPr>
+            <w:tcW w:type="dxa" w:w="3182"/>
+            <w:shd w:fill="EDF1F5" w:val="clear"/>
+            <w:tcMar>
+              <w:top w:type="dxa" w:w="50"/>
+              <w:left w:type="dxa" w:w="90"/>
+              <w:bottom w:type="dxa" w:w="50"/>
+              <w:right w:type="dxa" w:w="90"/>
+            </w:tcMar>
+          </w:tcPr>
+          <w:p>
+            <w:pPr>
+              <w:spacing w:after="40" w:line="240"/>
+            </w:pPr>
+            <w:r>
+              <w:rPr>
+                <w:rFonts w:ascii="Calibri" w:cs="Calibri" w:eastAsia="Calibri" w:hAnsi="Calibri"/>
+                <w:b w:val="false"/>
+                <w:bCs w:val="false"/>
+                <w:color w:val="222222"/>
+                <w:sz w:val="18"/>
+                <w:szCs w:val="18"/>
+              </w:rPr>
+              <w:t xml:space="preserve">As contracted</w:t>
             </w:r>
           </w:p>
         </w:tc>
@@ -1717,7 +2487,7 @@
           <w:sz w:val="21"/>
           <w:szCs w:val="21"/>
         </w:rPr>
-        <w:t xml:space="preserve">Weekly rhythm: a thirty-minute working check between Mark and Stephan; module leads report by exception; anything blocked for more than one week escalates rather than waits. The monthly leadership update is the decision forum, and every update carries explicit asks.</w:t>
+        <w:t xml:space="preserve">Decision rights follow the federated charter: delegates decide inside their functions, cross-business questions go through the pursuit protocol, unresolved conflicts go to Marc, and structural questions go to the leadership checkpoint. Nothing in the pilot changes account ownership, pricing authority, channel agreements or revenue booking.</w:t>
       </w:r>
     </w:p>
     <w:p>
@@ -1734,7 +2504,60 @@
           <w:sz w:val="30"/>
           <w:szCs w:val="30"/>
         </w:rPr>
-        <w:t xml:space="preserve">4. Team and governance</w:t>
+        <w:t xml:space="preserve">4. Investment</w:t>
+      </w:r>
+    </w:p>
+    <w:p>
+      <w:pPr>
+        <w:spacing w:after="140" w:line="264"/>
+      </w:pPr>
+      <w:r>
+        <w:rPr>
+          <w:rFonts w:ascii="Calibri" w:cs="Calibri" w:eastAsia="Calibri" w:hAnsi="Calibri"/>
+          <w:b w:val="false"/>
+          <w:bCs w:val="false"/>
+          <w:i w:val="false"/>
+          <w:iCs w:val="false"/>
+          <w:color w:val="222222"/>
+          <w:sz w:val="21"/>
+          <w:szCs w:val="21"/>
+        </w:rPr>
+        <w:t xml:space="preserve">Internal: the committed time above, secured by Marc as sponsor on August 21. No new headcount, systems or budget lines are requested for the pilot itself.</w:t>
+      </w:r>
+    </w:p>
+    <w:p>
+      <w:pPr>
+        <w:spacing w:after="140" w:line="264"/>
+      </w:pPr>
+      <w:r>
+        <w:rPr>
+          <w:rFonts w:ascii="Calibri" w:cs="Calibri" w:eastAsia="Calibri" w:hAnsi="Calibri"/>
+          <w:b w:val="false"/>
+          <w:bCs w:val="false"/>
+          <w:i w:val="false"/>
+          <w:iCs w:val="false"/>
+          <w:color w:val="222222"/>
+          <w:sz w:val="21"/>
+          <w:szCs w:val="21"/>
+        </w:rPr>
+        <w:t xml:space="preserve">External: continuation of the existing Aslan advisory support for OEM preparation, and a possible third-party research engagement whose scope, questions and cost are defined by the reconciliation workstream and brought to the September checkpoint as a decision, not assumed here. Committing a research budget before the metric dictionary exists would repeat the discipline failure the pilot is designed to end.</w:t>
+      </w:r>
+    </w:p>
+    <w:p>
+      <w:pPr>
+        <w:pStyle w:val="Heading1"/>
+        <w:spacing w:after="160" w:before="320"/>
+      </w:pPr>
+      <w:r>
+        <w:rPr>
+          <w:rFonts w:ascii="Calibri" w:cs="Calibri" w:eastAsia="Calibri" w:hAnsi="Calibri"/>
+          <w:b/>
+          <w:bCs/>
+          <w:color w:val="1F3B57"/>
+          <w:sz w:val="30"/>
+          <w:szCs w:val="30"/>
+        </w:rPr>
+        <w:t xml:space="preserve">5. What success looks like</w:t>
       </w:r>
     </w:p>
     <w:p>
@@ -1761,7 +2584,7 @@
           <w:sz w:val="20"/>
           <w:szCs w:val="20"/>
         </w:rPr>
-        <w:t xml:space="preserve">Roles</w:t>
+        <w:t xml:space="preserve">The two decision gates</w:t>
       </w:r>
     </w:p>
     <w:tbl>
@@ -1777,8 +2600,8 @@
         </w:tblBorders>
       </w:tblPr>
       <w:tblGrid>
-        <w:gridCol w:w="1872"/>
-        <w:gridCol w:w="4680"/>
+        <w:gridCol w:w="2246"/>
+        <w:gridCol w:w="4306"/>
         <w:gridCol w:w="2808"/>
       </w:tblGrid>
       <w:tr>
@@ -1787,7 +2610,7 @@
         </w:trPr>
         <w:tc>
           <w:tcPr>
-            <w:tcW w:type="dxa" w:w="1872"/>
+            <w:tcW w:type="dxa" w:w="2246"/>
             <w:shd w:fill="1F3B57" w:val="clear"/>
             <w:tcMar>
               <w:top w:type="dxa" w:w="60"/>
@@ -1810,13 +2633,13 @@
                 <w:sz w:val="18"/>
                 <w:szCs w:val="18"/>
               </w:rPr>
-              <w:t xml:space="preserve">Role</w:t>
-            </w:r>
-          </w:p>
-        </w:tc>
-        <w:tc>
-          <w:tcPr>
-            <w:tcW w:type="dxa" w:w="4680"/>
+              <w:t xml:space="preserve">Gate</w:t>
+            </w:r>
+          </w:p>
+        </w:tc>
+        <w:tc>
+          <w:tcPr>
+            <w:tcW w:type="dxa" w:w="4306"/>
             <w:shd w:fill="1F3B57" w:val="clear"/>
             <w:tcMar>
               <w:top w:type="dxa" w:w="60"/>
@@ -1839,7 +2662,7 @@
                 <w:sz w:val="18"/>
                 <w:szCs w:val="18"/>
               </w:rPr>
-              <w:t xml:space="preserve">Who</w:t>
+              <w:t xml:space="preserve">Evidence required</w:t>
             </w:r>
           </w:p>
         </w:tc>
@@ -1868,7 +2691,7 @@
                 <w:sz w:val="18"/>
                 <w:szCs w:val="18"/>
               </w:rPr>
-              <w:t xml:space="preserve">Commitment</w:t>
+              <w:t xml:space="preserve">Decision</w:t>
             </w:r>
           </w:p>
         </w:tc>
@@ -1876,55 +2699,55 @@
       <w:tr>
         <w:tc>
           <w:tcPr>
-            <w:tcW w:type="dxa" w:w="1872"/>
-            <w:tcMar>
-              <w:top w:type="dxa" w:w="50"/>
-              <w:left w:type="dxa" w:w="90"/>
-              <w:bottom w:type="dxa" w:w="50"/>
-              <w:right w:type="dxa" w:w="90"/>
-            </w:tcMar>
-          </w:tcPr>
-          <w:p>
-            <w:pPr>
-              <w:spacing w:after="40" w:line="240"/>
-            </w:pPr>
-            <w:r>
-              <w:rPr>
-                <w:rFonts w:ascii="Calibri" w:cs="Calibri" w:eastAsia="Calibri" w:hAnsi="Calibri"/>
-                <w:b w:val="false"/>
-                <w:bCs w:val="false"/>
-                <w:color w:val="222222"/>
-                <w:sz w:val="18"/>
-                <w:szCs w:val="18"/>
-              </w:rPr>
-              <w:t xml:space="preserve">Executive sponsor</w:t>
-            </w:r>
-          </w:p>
-        </w:tc>
-        <w:tc>
-          <w:tcPr>
-            <w:tcW w:type="dxa" w:w="4680"/>
-            <w:tcMar>
-              <w:top w:type="dxa" w:w="50"/>
-              <w:left w:type="dxa" w:w="90"/>
-              <w:bottom w:type="dxa" w:w="50"/>
-              <w:right w:type="dxa" w:w="90"/>
-            </w:tcMar>
-          </w:tcPr>
-          <w:p>
-            <w:pPr>
-              <w:spacing w:after="40" w:line="240"/>
-            </w:pPr>
-            <w:r>
-              <w:rPr>
-                <w:rFonts w:ascii="Calibri" w:cs="Calibri" w:eastAsia="Calibri" w:hAnsi="Calibri"/>
-                <w:b w:val="false"/>
-                <w:bCs w:val="false"/>
-                <w:color w:val="222222"/>
-                <w:sz w:val="18"/>
-                <w:szCs w:val="18"/>
-              </w:rPr>
-              <w:t xml:space="preserve">Mark Hall</w:t>
+            <w:tcW w:type="dxa" w:w="2246"/>
+            <w:tcMar>
+              <w:top w:type="dxa" w:w="50"/>
+              <w:left w:type="dxa" w:w="90"/>
+              <w:bottom w:type="dxa" w:w="50"/>
+              <w:right w:type="dxa" w:w="90"/>
+            </w:tcMar>
+          </w:tcPr>
+          <w:p>
+            <w:pPr>
+              <w:spacing w:after="40" w:line="240"/>
+            </w:pPr>
+            <w:r>
+              <w:rPr>
+                <w:rFonts w:ascii="Calibri" w:cs="Calibri" w:eastAsia="Calibri" w:hAnsi="Calibri"/>
+                <w:b w:val="false"/>
+                <w:bCs w:val="false"/>
+                <w:color w:val="222222"/>
+                <w:sz w:val="18"/>
+                <w:szCs w:val="18"/>
+              </w:rPr>
+              <w:t xml:space="preserve">September checkpoint (Amber)</w:t>
+            </w:r>
+          </w:p>
+        </w:tc>
+        <w:tc>
+          <w:tcPr>
+            <w:tcW w:type="dxa" w:w="4306"/>
+            <w:tcMar>
+              <w:top w:type="dxa" w:w="50"/>
+              <w:left w:type="dxa" w:w="90"/>
+              <w:bottom w:type="dxa" w:w="50"/>
+              <w:right w:type="dxa" w:w="90"/>
+            </w:tcMar>
+          </w:tcPr>
+          <w:p>
+            <w:pPr>
+              <w:spacing w:after="40" w:line="240"/>
+            </w:pPr>
+            <w:r>
+              <w:rPr>
+                <w:rFonts w:ascii="Calibri" w:cs="Calibri" w:eastAsia="Calibri" w:hAnsi="Calibri"/>
+                <w:b w:val="false"/>
+                <w:bCs w:val="false"/>
+                <w:color w:val="222222"/>
+                <w:sz w:val="18"/>
+                <w:szCs w:val="18"/>
+              </w:rPr>
+              <w:t xml:space="preserve">Signed baseline; chartered lighthouse set; reconciled or explicitly unresolved figures; operating route rules; strategy v0.1 with a precise ask</w:t>
             </w:r>
           </w:p>
         </w:tc>
@@ -1951,7 +2774,7 @@
                 <w:sz w:val="18"/>
                 <w:szCs w:val="18"/>
               </w:rPr>
-              <w:t xml:space="preserve">Weekly check; escalation decisions inside one week; chairs leadership updates</w:t>
+              <w:t xml:space="preserve">Ratify, modify or stop the pilot model, scope, priorities, decision rights, resources and scorecard</w:t>
             </w:r>
           </w:p>
         </w:tc>
@@ -1959,7 +2782,7 @@
       <w:tr>
         <w:tc>
           <w:tcPr>
-            <w:tcW w:type="dxa" w:w="1872"/>
+            <w:tcW w:type="dxa" w:w="2246"/>
             <w:shd w:fill="EDF1F5" w:val="clear"/>
             <w:tcMar>
               <w:top w:type="dxa" w:w="50"/>
@@ -1981,13 +2804,13 @@
                 <w:sz w:val="18"/>
                 <w:szCs w:val="18"/>
               </w:rPr>
-              <w:t xml:space="preserve">Engagement lead</w:t>
-            </w:r>
-          </w:p>
-        </w:tc>
-        <w:tc>
-          <w:tcPr>
-            <w:tcW w:type="dxa" w:w="4680"/>
+              <w:t xml:space="preserve">Day-90 review, November 18</w:t>
+            </w:r>
+          </w:p>
+        </w:tc>
+        <w:tc>
+          <w:tcPr>
+            <w:tcW w:type="dxa" w:w="4306"/>
             <w:shd w:fill="EDF1F5" w:val="clear"/>
             <w:tcMar>
               <w:top w:type="dxa" w:w="50"/>
@@ -2009,7 +2832,7 @@
                 <w:sz w:val="18"/>
                 <w:szCs w:val="18"/>
               </w:rPr>
-              <w:t xml:space="preserve">Stephan Hardt</w:t>
+              <w:t xml:space="preserve">At least two external customers validating problem and role; at least one pursuit at an evidence-backed commercial gate; routes resolved without account damage; sustained functional support</w:t>
             </w:r>
           </w:p>
         </w:tc>
@@ -2037,345 +2860,7 @@
                 <w:sz w:val="18"/>
                 <w:szCs w:val="18"/>
               </w:rPr>
-              <w:t xml:space="preserve">Full-time equivalent across all modules; single point of accountability</w:t>
-            </w:r>
-          </w:p>
-        </w:tc>
-      </w:tr>
-      <w:tr>
-        <w:tc>
-          <w:tcPr>
-            <w:tcW w:type="dxa" w:w="1872"/>
-            <w:tcMar>
-              <w:top w:type="dxa" w:w="50"/>
-              <w:left w:type="dxa" w:w="90"/>
-              <w:bottom w:type="dxa" w:w="50"/>
-              <w:right w:type="dxa" w:w="90"/>
-            </w:tcMar>
-          </w:tcPr>
-          <w:p>
-            <w:pPr>
-              <w:spacing w:after="40" w:line="240"/>
-            </w:pPr>
-            <w:r>
-              <w:rPr>
-                <w:rFonts w:ascii="Calibri" w:cs="Calibri" w:eastAsia="Calibri" w:hAnsi="Calibri"/>
-                <w:b w:val="false"/>
-                <w:bCs w:val="false"/>
-                <w:color w:val="222222"/>
-                <w:sz w:val="18"/>
-                <w:szCs w:val="18"/>
-              </w:rPr>
-              <w:t xml:space="preserve">Module leads</w:t>
-            </w:r>
-          </w:p>
-        </w:tc>
-        <w:tc>
-          <w:tcPr>
-            <w:tcW w:type="dxa" w:w="4680"/>
-            <w:tcMar>
-              <w:top w:type="dxa" w:w="50"/>
-              <w:left w:type="dxa" w:w="90"/>
-              <w:bottom w:type="dxa" w:w="50"/>
-              <w:right w:type="dxa" w:w="90"/>
-            </w:tcMar>
-          </w:tcPr>
-          <w:p>
-            <w:pPr>
-              <w:spacing w:after="40" w:line="240"/>
-            </w:pPr>
-            <w:r>
-              <w:rPr>
-                <w:rFonts w:ascii="Calibri" w:cs="Calibri" w:eastAsia="Calibri" w:hAnsi="Calibri"/>
-                <w:b w:val="false"/>
-                <w:bCs w:val="false"/>
-                <w:color w:val="222222"/>
-                <w:sz w:val="18"/>
-                <w:szCs w:val="18"/>
-              </w:rPr>
-              <w:t xml:space="preserve">Finance/Strategy lead (B); Mike Pitello (OEM in D); Nedra (proof in D); Operations lead (capacity in D); Alan Colorito (governance in E)</w:t>
-            </w:r>
-          </w:p>
-        </w:tc>
-        <w:tc>
-          <w:tcPr>
-            <w:tcW w:type="dxa" w:w="2808"/>
-            <w:tcMar>
-              <w:top w:type="dxa" w:w="50"/>
-              <w:left w:type="dxa" w:w="90"/>
-              <w:bottom w:type="dxa" w:w="50"/>
-              <w:right w:type="dxa" w:w="90"/>
-            </w:tcMar>
-          </w:tcPr>
-          <w:p>
-            <w:pPr>
-              <w:spacing w:after="40" w:line="240"/>
-            </w:pPr>
-            <w:r>
-              <w:rPr>
-                <w:rFonts w:ascii="Calibri" w:cs="Calibri" w:eastAsia="Calibri" w:hAnsi="Calibri"/>
-                <w:b w:val="false"/>
-                <w:bCs w:val="false"/>
-                <w:color w:val="222222"/>
-                <w:sz w:val="18"/>
-                <w:szCs w:val="18"/>
-              </w:rPr>
-              <w:t xml:space="preserve">Part-time, deliverable-based</w:t>
-            </w:r>
-          </w:p>
-        </w:tc>
-      </w:tr>
-      <w:tr>
-        <w:tc>
-          <w:tcPr>
-            <w:tcW w:type="dxa" w:w="1872"/>
-            <w:shd w:fill="EDF1F5" w:val="clear"/>
-            <w:tcMar>
-              <w:top w:type="dxa" w:w="50"/>
-              <w:left w:type="dxa" w:w="90"/>
-              <w:bottom w:type="dxa" w:w="50"/>
-              <w:right w:type="dxa" w:w="90"/>
-            </w:tcMar>
-          </w:tcPr>
-          <w:p>
-            <w:pPr>
-              <w:spacing w:after="40" w:line="240"/>
-            </w:pPr>
-            <w:r>
-              <w:rPr>
-                <w:rFonts w:ascii="Calibri" w:cs="Calibri" w:eastAsia="Calibri" w:hAnsi="Calibri"/>
-                <w:b w:val="false"/>
-                <w:bCs w:val="false"/>
-                <w:color w:val="222222"/>
-                <w:sz w:val="18"/>
-                <w:szCs w:val="18"/>
-              </w:rPr>
-              <w:t xml:space="preserve">Business contributors</w:t>
-            </w:r>
-          </w:p>
-        </w:tc>
-        <w:tc>
-          <w:tcPr>
-            <w:tcW w:type="dxa" w:w="4680"/>
-            <w:shd w:fill="EDF1F5" w:val="clear"/>
-            <w:tcMar>
-              <w:top w:type="dxa" w:w="50"/>
-              <w:left w:type="dxa" w:w="90"/>
-              <w:bottom w:type="dxa" w:w="50"/>
-              <w:right w:type="dxa" w:w="90"/>
-            </w:tcMar>
-          </w:tcPr>
-          <w:p>
-            <w:pPr>
-              <w:spacing w:after="40" w:line="240"/>
-            </w:pPr>
-            <w:r>
-              <w:rPr>
-                <w:rFonts w:ascii="Calibri" w:cs="Calibri" w:eastAsia="Calibri" w:hAnsi="Calibri"/>
-                <w:b w:val="false"/>
-                <w:bCs w:val="false"/>
-                <w:color w:val="222222"/>
-                <w:sz w:val="18"/>
-                <w:szCs w:val="18"/>
-              </w:rPr>
-              <w:t xml:space="preserve">Utility, Renewables, Industrial/EPC, Data Center leads: names to be confirmed by Mark or at the September update</w:t>
-            </w:r>
-          </w:p>
-        </w:tc>
-        <w:tc>
-          <w:tcPr>
-            <w:tcW w:type="dxa" w:w="2808"/>
-            <w:shd w:fill="EDF1F5" w:val="clear"/>
-            <w:tcMar>
-              <w:top w:type="dxa" w:w="50"/>
-              <w:left w:type="dxa" w:w="90"/>
-              <w:bottom w:type="dxa" w:w="50"/>
-              <w:right w:type="dxa" w:w="90"/>
-            </w:tcMar>
-          </w:tcPr>
-          <w:p>
-            <w:pPr>
-              <w:spacing w:after="40" w:line="240"/>
-            </w:pPr>
-            <w:r>
-              <w:rPr>
-                <w:rFonts w:ascii="Calibri" w:cs="Calibri" w:eastAsia="Calibri" w:hAnsi="Calibri"/>
-                <w:b w:val="false"/>
-                <w:bCs w:val="false"/>
-                <w:color w:val="222222"/>
-                <w:sz w:val="18"/>
-                <w:szCs w:val="18"/>
-              </w:rPr>
-              <w:t xml:space="preserve">Baseline inputs, playbook review, pursuit participation</w:t>
-            </w:r>
-          </w:p>
-        </w:tc>
-      </w:tr>
-      <w:tr>
-        <w:tc>
-          <w:tcPr>
-            <w:tcW w:type="dxa" w:w="1872"/>
-            <w:tcMar>
-              <w:top w:type="dxa" w:w="50"/>
-              <w:left w:type="dxa" w:w="90"/>
-              <w:bottom w:type="dxa" w:w="50"/>
-              <w:right w:type="dxa" w:w="90"/>
-            </w:tcMar>
-          </w:tcPr>
-          <w:p>
-            <w:pPr>
-              <w:spacing w:after="40" w:line="240"/>
-            </w:pPr>
-            <w:r>
-              <w:rPr>
-                <w:rFonts w:ascii="Calibri" w:cs="Calibri" w:eastAsia="Calibri" w:hAnsi="Calibri"/>
-                <w:b w:val="false"/>
-                <w:bCs w:val="false"/>
-                <w:color w:val="222222"/>
-                <w:sz w:val="18"/>
-                <w:szCs w:val="18"/>
-              </w:rPr>
-              <w:t xml:space="preserve">Series coordination</w:t>
-            </w:r>
-          </w:p>
-        </w:tc>
-        <w:tc>
-          <w:tcPr>
-            <w:tcW w:type="dxa" w:w="4680"/>
-            <w:tcMar>
-              <w:top w:type="dxa" w:w="50"/>
-              <w:left w:type="dxa" w:w="90"/>
-              <w:bottom w:type="dxa" w:w="50"/>
-              <w:right w:type="dxa" w:w="90"/>
-            </w:tcMar>
-          </w:tcPr>
-          <w:p>
-            <w:pPr>
-              <w:spacing w:after="40" w:line="240"/>
-            </w:pPr>
-            <w:r>
-              <w:rPr>
-                <w:rFonts w:ascii="Calibri" w:cs="Calibri" w:eastAsia="Calibri" w:hAnsi="Calibri"/>
-                <w:b w:val="false"/>
-                <w:bCs w:val="false"/>
-                <w:color w:val="222222"/>
-                <w:sz w:val="18"/>
-                <w:szCs w:val="18"/>
-              </w:rPr>
-              <w:t xml:space="preserve">Amber</w:t>
-            </w:r>
-          </w:p>
-        </w:tc>
-        <w:tc>
-          <w:tcPr>
-            <w:tcW w:type="dxa" w:w="2808"/>
-            <w:tcMar>
-              <w:top w:type="dxa" w:w="50"/>
-              <w:left w:type="dxa" w:w="90"/>
-              <w:bottom w:type="dxa" w:w="50"/>
-              <w:right w:type="dxa" w:w="90"/>
-            </w:tcMar>
-          </w:tcPr>
-          <w:p>
-            <w:pPr>
-              <w:spacing w:after="40" w:line="240"/>
-            </w:pPr>
-            <w:r>
-              <w:rPr>
-                <w:rFonts w:ascii="Calibri" w:cs="Calibri" w:eastAsia="Calibri" w:hAnsi="Calibri"/>
-                <w:b w:val="false"/>
-                <w:bCs w:val="false"/>
-                <w:color w:val="222222"/>
-                <w:sz w:val="18"/>
-                <w:szCs w:val="18"/>
-              </w:rPr>
-              <w:t xml:space="preserve">Leadership series logistics</w:t>
-            </w:r>
-          </w:p>
-        </w:tc>
-      </w:tr>
-      <w:tr>
-        <w:tc>
-          <w:tcPr>
-            <w:tcW w:type="dxa" w:w="1872"/>
-            <w:shd w:fill="EDF1F5" w:val="clear"/>
-            <w:tcMar>
-              <w:top w:type="dxa" w:w="50"/>
-              <w:left w:type="dxa" w:w="90"/>
-              <w:bottom w:type="dxa" w:w="50"/>
-              <w:right w:type="dxa" w:w="90"/>
-            </w:tcMar>
-          </w:tcPr>
-          <w:p>
-            <w:pPr>
-              <w:spacing w:after="40" w:line="240"/>
-            </w:pPr>
-            <w:r>
-              <w:rPr>
-                <w:rFonts w:ascii="Calibri" w:cs="Calibri" w:eastAsia="Calibri" w:hAnsi="Calibri"/>
-                <w:b w:val="false"/>
-                <w:bCs w:val="false"/>
-                <w:color w:val="222222"/>
-                <w:sz w:val="18"/>
-                <w:szCs w:val="18"/>
-              </w:rPr>
-              <w:t xml:space="preserve">External support</w:t>
-            </w:r>
-          </w:p>
-        </w:tc>
-        <w:tc>
-          <w:tcPr>
-            <w:tcW w:type="dxa" w:w="4680"/>
-            <w:shd w:fill="EDF1F5" w:val="clear"/>
-            <w:tcMar>
-              <w:top w:type="dxa" w:w="50"/>
-              <w:left w:type="dxa" w:w="90"/>
-              <w:bottom w:type="dxa" w:w="50"/>
-              <w:right w:type="dxa" w:w="90"/>
-            </w:tcMar>
-          </w:tcPr>
-          <w:p>
-            <w:pPr>
-              <w:spacing w:after="40" w:line="240"/>
-            </w:pPr>
-            <w:r>
-              <w:rPr>
-                <w:rFonts w:ascii="Calibri" w:cs="Calibri" w:eastAsia="Calibri" w:hAnsi="Calibri"/>
-                <w:b w:val="false"/>
-                <w:bCs w:val="false"/>
-                <w:color w:val="222222"/>
-                <w:sz w:val="18"/>
-                <w:szCs w:val="18"/>
-              </w:rPr>
-              <w:t xml:space="preserve">Aslan advisor (OEM preparation); market research provider to be selected on approval of the module B ask</w:t>
-            </w:r>
-          </w:p>
-        </w:tc>
-        <w:tc>
-          <w:tcPr>
-            <w:tcW w:type="dxa" w:w="2808"/>
-            <w:shd w:fill="EDF1F5" w:val="clear"/>
-            <w:tcMar>
-              <w:top w:type="dxa" w:w="50"/>
-              <w:left w:type="dxa" w:w="90"/>
-              <w:bottom w:type="dxa" w:w="50"/>
-              <w:right w:type="dxa" w:w="90"/>
-            </w:tcMar>
-          </w:tcPr>
-          <w:p>
-            <w:pPr>
-              <w:spacing w:after="40" w:line="240"/>
-            </w:pPr>
-            <w:r>
-              <w:rPr>
-                <w:rFonts w:ascii="Calibri" w:cs="Calibri" w:eastAsia="Calibri" w:hAnsi="Calibri"/>
-                <w:b w:val="false"/>
-                <w:bCs w:val="false"/>
-                <w:color w:val="222222"/>
-                <w:sz w:val="18"/>
-                <w:szCs w:val="18"/>
-              </w:rPr>
-              <w:t xml:space="preserve">As scoped per module</w:t>
+              <w:t xml:space="preserve">Scale, continue with narrow changes, pivot, or stop and return activity to the businesses</w:t>
             </w:r>
           </w:p>
         </w:tc>
@@ -2396,192 +2881,7 @@
           <w:sz w:val="21"/>
           <w:szCs w:val="21"/>
         </w:rPr>
-        <w:t xml:space="preserve">Decision rights during the engagement follow the federated model: module leads decide inside their modules; cross-business questions go to the pursuit protocol; unresolved conflicts go to Mark; structural questions go to the leadership update. Nothing in the engagement changes account ownership, pricing authority or revenue booking.</w:t>
-      </w:r>
-    </w:p>
-    <w:p>
-      <w:pPr>
-        <w:pStyle w:val="Heading1"/>
-        <w:spacing w:after="160" w:before="320"/>
-      </w:pPr>
-      <w:r>
-        <w:rPr>
-          <w:rFonts w:ascii="Calibri" w:cs="Calibri" w:eastAsia="Calibri" w:hAnsi="Calibri"/>
-          <w:b/>
-          <w:bCs/>
-          <w:color w:val="1F3B57"/>
-          <w:sz w:val="30"/>
-          <w:szCs w:val="30"/>
-        </w:rPr>
-        <w:t xml:space="preserve">5. Investment</w:t>
-      </w:r>
-    </w:p>
-    <w:p>
-      <w:pPr>
-        <w:spacing w:after="140" w:line="264"/>
-      </w:pPr>
-      <w:r>
-        <w:rPr>
-          <w:rFonts w:ascii="Calibri" w:cs="Calibri" w:eastAsia="Calibri" w:hAnsi="Calibri"/>
-          <w:b w:val="false"/>
-          <w:bCs w:val="false"/>
-          <w:i w:val="false"/>
-          <w:iCs w:val="false"/>
-          <w:color w:val="222222"/>
-          <w:sz w:val="21"/>
-          <w:szCs w:val="21"/>
-        </w:rPr>
-        <w:t xml:space="preserve">Internal cost is time, not budget: one full-time equivalent (engagement lead), part-time module leads, and roughly thirty minutes to two hours per week from each contributing business during phases 1 and 2.</w:t>
-      </w:r>
-    </w:p>
-    <w:p>
-      <w:pPr>
-        <w:spacing w:after="140" w:line="264"/>
-      </w:pPr>
-      <w:r>
-        <w:rPr>
-          <w:rFonts w:ascii="Calibri" w:cs="Calibri" w:eastAsia="Calibri" w:hAnsi="Calibri"/>
-          <w:b w:val="false"/>
-          <w:bCs w:val="false"/>
-          <w:i w:val="false"/>
-          <w:iCs w:val="false"/>
-          <w:color w:val="222222"/>
-          <w:sz w:val="21"/>
-          <w:szCs w:val="21"/>
-        </w:rPr>
-        <w:t xml:space="preserve">External cost has two components, both to be approved rather than assumed: continuation of the Aslan advisory support for OEM preparation on its existing terms, and third-party market research for module B. The research requirement is deliberately not estimated here; module B’s first deliverable is the scoped, costed ask itself, brought to the late-September update for approval. Committing a figure before the scoping work would repeat the exact discipline failure this engagement exists to prevent.</w:t>
-      </w:r>
-    </w:p>
-    <w:p>
-      <w:pPr>
-        <w:pStyle w:val="Heading1"/>
-        <w:spacing w:after="160" w:before="320"/>
-      </w:pPr>
-      <w:r>
-        <w:rPr>
-          <w:rFonts w:ascii="Calibri" w:cs="Calibri" w:eastAsia="Calibri" w:hAnsi="Calibri"/>
-          <w:b/>
-          <w:bCs/>
-          <w:color w:val="1F3B57"/>
-          <w:sz w:val="30"/>
-          <w:szCs w:val="30"/>
-        </w:rPr>
-        <w:t xml:space="preserve">6. What success looks like</w:t>
-      </w:r>
-    </w:p>
-    <w:p>
-      <w:pPr>
-        <w:pStyle w:val="ListParagraph"/>
-        <w:numPr>
-          <w:ilvl w:val="0"/>
-          <w:numId w:val="2"/>
-        </w:numPr>
-        <w:spacing w:after="80" w:line="264"/>
-      </w:pPr>
-      <w:r>
-        <w:rPr>
-          <w:rFonts w:ascii="Calibri" w:cs="Calibri" w:eastAsia="Calibri" w:hAnsi="Calibri"/>
-          <w:b w:val="false"/>
-          <w:bCs w:val="false"/>
-          <w:i w:val="false"/>
-          <w:iCs w:val="false"/>
-          <w:color w:val="222222"/>
-          <w:sz w:val="21"/>
-          <w:szCs w:val="21"/>
-        </w:rPr>
-        <w:t xml:space="preserve">A baseline every business has signed, replacing five private pictures with one enterprise view.</w:t>
-      </w:r>
-    </w:p>
-    <w:p>
-      <w:pPr>
-        <w:pStyle w:val="ListParagraph"/>
-        <w:numPr>
-          <w:ilvl w:val="0"/>
-          <w:numId w:val="2"/>
-        </w:numPr>
-        <w:spacing w:after="80" w:line="264"/>
-      </w:pPr>
-      <w:r>
-        <w:rPr>
-          <w:rFonts w:ascii="Calibri" w:cs="Calibri" w:eastAsia="Calibri" w:hAnsi="Calibri"/>
-          <w:b w:val="false"/>
-          <w:bCs w:val="false"/>
-          <w:i w:val="false"/>
-          <w:iCs w:val="false"/>
-          <w:color w:val="222222"/>
-          <w:sz w:val="21"/>
-          <w:szCs w:val="21"/>
-        </w:rPr>
-        <w:t xml:space="preserve">The three load-bearing assumptions tested with written evidence, and the strategy revised wherever they fail.</w:t>
-      </w:r>
-    </w:p>
-    <w:p>
-      <w:pPr>
-        <w:pStyle w:val="ListParagraph"/>
-        <w:numPr>
-          <w:ilvl w:val="0"/>
-          <w:numId w:val="2"/>
-        </w:numPr>
-        <w:spacing w:after="80" w:line="264"/>
-      </w:pPr>
-      <w:r>
-        <w:rPr>
-          <w:rFonts w:ascii="Calibri" w:cs="Calibri" w:eastAsia="Calibri" w:hAnsi="Calibri"/>
-          <w:b w:val="false"/>
-          <w:bCs w:val="false"/>
-          <w:i w:val="false"/>
-          <w:iCs w:val="false"/>
-          <w:color w:val="222222"/>
-          <w:sz w:val="21"/>
-          <w:szCs w:val="21"/>
-        </w:rPr>
-        <w:t xml:space="preserve">Value pools sized to the stated evidence standard, with a documented method leadership can interrogate.</w:t>
-      </w:r>
-    </w:p>
-    <w:p>
-      <w:pPr>
-        <w:pStyle w:val="ListParagraph"/>
-        <w:numPr>
-          <w:ilvl w:val="0"/>
-          <w:numId w:val="2"/>
-        </w:numPr>
-        <w:spacing w:after="80" w:line="264"/>
-      </w:pPr>
-      <w:r>
-        <w:rPr>
-          <w:rFonts w:ascii="Calibri" w:cs="Calibri" w:eastAsia="Calibri" w:hAnsi="Calibri"/>
-          <w:b w:val="false"/>
-          <w:bCs w:val="false"/>
-          <w:i w:val="false"/>
-          <w:iCs w:val="false"/>
-          <w:color w:val="222222"/>
-          <w:sz w:val="21"/>
-          <w:szCs w:val="21"/>
-        </w:rPr>
-        <w:t xml:space="preserve">The pursuit protocol proven on live opportunities, with route declared at qualification and zero unmanaged channel conflicts.</w:t>
-      </w:r>
-    </w:p>
-    <w:p>
-      <w:pPr>
-        <w:pStyle w:val="ListParagraph"/>
-        <w:numPr>
-          <w:ilvl w:val="0"/>
-          <w:numId w:val="2"/>
-        </w:numPr>
-        <w:spacing w:after="80" w:line="264"/>
-      </w:pPr>
-      <w:r>
-        <w:rPr>
-          <w:rFonts w:ascii="Calibri" w:cs="Calibri" w:eastAsia="Calibri" w:hAnsi="Calibri"/>
-          <w:b w:val="false"/>
-          <w:bCs w:val="false"/>
-          <w:i w:val="false"/>
-          <w:iCs w:val="false"/>
-          <w:color w:val="222222"/>
-          <w:sz w:val="21"/>
-          <w:szCs w:val="21"/>
-        </w:rPr>
-        <w:t xml:space="preserve">A two-quarter review package that lets leadership decide the platform’s future from evidence rather than conviction.</w:t>
+        <w:t xml:space="preserve">A standalone vertical is on the table only if the pilot proves both real commercial evidence and a persistent inability to make cross-business decisions under the federated charter. Structure follows evidence.</w:t>
       </w:r>
     </w:p>
     <w:p>
@@ -2604,7 +2904,7 @@
           <w:sz w:val="21"/>
           <w:szCs w:val="21"/>
         </w:rPr>
-        <w:t xml:space="preserve">Prepared for discussion Thursday. Amendments from the working session will be incorporated the same day, and the engagement starts Friday morning with the module A data request.</w:t>
+        <w:t xml:space="preserve">Effective on Marc’s interim authorization Thursday. The decision log publishes the same day, the charter and guardrail note issue August 21, and the baseline data request reaches every named delegate Friday morning.</w:t>
       </w:r>
     </w:p>
     <w:sectPr>
@@ -2757,7 +3057,7 @@
         <w:sz w:val="15"/>
         <w:szCs w:val="15"/>
       </w:rPr>
-      <w:t xml:space="preserve">SOUTHWIRE | POWER GENERATION | ENGAGEMENT PROPOSAL</w:t>
+      <w:t xml:space="preserve">SOUTHWIRE | POWERGEN PILOT | ENGAGEMENT PROPOSAL</w:t>
     </w:r>
     <w:r>
       <w:rPr>
